--- a/Fermat's Last Theorem.docx
+++ b/Fermat's Last Theorem.docx
@@ -92,6 +92,7 @@
     <w:p>
       <w:pPr>
         <w:sectPr>
+          <w:footerReference w:type="default" r:id="rId8"/>
           <w:pgSz w:w="12240" w:h="15840"/>
           <w:pgMar w:top="1440" w:right="1440" w:bottom="1440" w:left="1440" w:header="720" w:footer="720" w:gutter="0"/>
           <w:cols w:space="720"/>
@@ -226,7 +227,6 @@
       <w:r>
         <w:t xml:space="preserve"> a copy of </w:t>
       </w:r>
-      <w:proofErr w:type="spellStart"/>
       <w:r>
         <w:rPr>
           <w:i/>
@@ -234,7 +234,6 @@
         </w:rPr>
         <w:t>Arithmetica</w:t>
       </w:r>
-      <w:proofErr w:type="spellEnd"/>
       <w:r>
         <w:t xml:space="preserve"> that he had a proof that was too large to fit in the margin.  In 1995, professors Taylor</w:t>
       </w:r>
@@ -281,14 +280,9 @@
       </w:pPr>
       <w:bookmarkStart w:id="0" w:name="sdendnote1anc"/>
       <w:r>
-        <w:t xml:space="preserve">Professor Van der </w:t>
-      </w:r>
-      <w:proofErr w:type="spellStart"/>
-      <w:r>
-        <w:t>Poorten</w:t>
+        <w:t>Professor Van der Poorten</w:t>
       </w:r>
       <w:bookmarkEnd w:id="0"/>
-      <w:proofErr w:type="spellEnd"/>
       <w:r>
         <w:rPr>
           <w:rStyle w:val="FootnoteReference"/>
@@ -692,15 +686,7 @@
         <w:fldChar w:fldCharType="end"/>
       </w:r>
       <w:r>
-        <w:t xml:space="preserve"> can </w:t>
-      </w:r>
-      <w:proofErr w:type="gramStart"/>
-      <w:r>
-        <w:t>be written</w:t>
-      </w:r>
-      <w:proofErr w:type="gramEnd"/>
-      <w:r>
-        <w:t xml:space="preserve"> as:</w:t>
+        <w:t xml:space="preserve"> can be written as:</w:t>
       </w:r>
     </w:p>
     <w:p>
@@ -1709,13 +1695,8 @@
       <w:pPr>
         <w:pStyle w:val="Heading1"/>
       </w:pPr>
-      <w:proofErr w:type="spellStart"/>
-      <w:r>
-        <w:t>i</w:t>
-      </w:r>
-      <w:proofErr w:type="spellEnd"/>
-      <w:r>
-        <w:t xml:space="preserve"> and k divide </w:t>
+      <w:r>
+        <w:t xml:space="preserve">i and k divide </w:t>
       </w:r>
       <m:oMath>
         <m:sSup>
@@ -1870,13 +1851,7 @@
           <w:rPr>
             <w:rFonts w:ascii="Cambria Math" w:hAnsi="Cambria Math"/>
           </w:rPr>
-          <m:t>)</m:t>
-        </m:r>
-        <m:r>
-          <w:rPr>
-            <w:rFonts w:ascii="Cambria Math" w:hAnsi="Cambria Math"/>
-          </w:rPr>
-          <m:t xml:space="preserve">       </m:t>
+          <m:t xml:space="preserve">)       </m:t>
         </m:r>
       </m:oMath>
       <w:r>
@@ -2031,14 +2006,12 @@
         </w:rPr>
         <w:t xml:space="preserve">This implies that every prime factor of </w:t>
       </w:r>
-      <w:proofErr w:type="spellStart"/>
       <w:r>
         <w:rPr>
           <w:rFonts w:eastAsiaTheme="majorEastAsia" w:cstheme="majorBidi"/>
         </w:rPr>
         <w:t>i</w:t>
       </w:r>
-      <w:proofErr w:type="spellEnd"/>
       <w:r>
         <w:rPr>
           <w:rFonts w:eastAsiaTheme="majorEastAsia" w:cstheme="majorBidi"/>
@@ -2073,26 +2046,13 @@
         <w:t>=</w:t>
       </w:r>
       <w:r>
+        <w:t xml:space="preserve"> gcd</w:t>
+      </w:r>
+      <w:r>
         <w:t xml:space="preserve"> </w:t>
       </w:r>
-      <w:proofErr w:type="spellStart"/>
-      <w:r>
-        <w:t>gcd</w:t>
-      </w:r>
-      <w:proofErr w:type="spellEnd"/>
-      <w:r>
-        <w:t xml:space="preserve"> </w:t>
-      </w:r>
-      <w:r>
-        <w:t>(</w:t>
-      </w:r>
-      <w:proofErr w:type="spellStart"/>
-      <w:r>
-        <w:t>i</w:t>
-      </w:r>
-      <w:proofErr w:type="spellEnd"/>
-      <w:r>
-        <w:t>,</w:t>
+      <w:r>
+        <w:t>(i,</w:t>
       </w:r>
       <w:r>
         <w:t xml:space="preserve"> </w:t>
@@ -2115,13 +2075,7 @@
           <w:rPr>
             <w:rFonts w:ascii="Cambria Math" w:hAnsi="Cambria Math"/>
           </w:rPr>
-          <m:t>f = gcd(i,k)</m:t>
-        </m:r>
-        <m:r>
-          <w:rPr>
-            <w:rFonts w:ascii="Cambria Math" w:hAnsi="Cambria Math"/>
-          </w:rPr>
-          <m:t xml:space="preserve">       </m:t>
+          <m:t xml:space="preserve">f = gcd(i,k)       </m:t>
         </m:r>
       </m:oMath>
       <w:r>
@@ -2143,13 +2097,7 @@
           <w:rPr>
             <w:rFonts w:ascii="Cambria Math" w:hAnsi="Cambria Math"/>
           </w:rPr>
-          <m:t>i=</m:t>
-        </m:r>
-        <m:r>
-          <w:rPr>
-            <w:rFonts w:ascii="Cambria Math" w:hAnsi="Cambria Math"/>
-          </w:rPr>
-          <m:t xml:space="preserve">f </m:t>
+          <m:t xml:space="preserve">i=f </m:t>
         </m:r>
         <m:sSub>
           <m:sSubPr>
@@ -2192,19 +2140,7 @@
           <w:rPr>
             <w:rFonts w:ascii="Cambria Math" w:hAnsi="Cambria Math"/>
           </w:rPr>
-          <m:t>k=</m:t>
-        </m:r>
-        <m:r>
-          <w:rPr>
-            <w:rFonts w:ascii="Cambria Math" w:hAnsi="Cambria Math"/>
-          </w:rPr>
-          <m:t>f</m:t>
-        </m:r>
-        <m:r>
-          <w:rPr>
-            <w:rFonts w:ascii="Cambria Math" w:hAnsi="Cambria Math"/>
-          </w:rPr>
-          <m:t xml:space="preserve"> </m:t>
+          <m:t xml:space="preserve">k=f </m:t>
         </m:r>
         <m:sSub>
           <m:sSubPr>
@@ -2247,19 +2183,7 @@
           <w:rPr>
             <w:rFonts w:ascii="Cambria Math" w:hAnsi="Cambria Math"/>
           </w:rPr>
-          <m:t>r=</m:t>
-        </m:r>
-        <m:r>
-          <w:rPr>
-            <w:rFonts w:ascii="Cambria Math" w:hAnsi="Cambria Math"/>
-          </w:rPr>
-          <m:t>f</m:t>
-        </m:r>
-        <m:r>
-          <w:rPr>
-            <w:rFonts w:ascii="Cambria Math" w:hAnsi="Cambria Math"/>
-          </w:rPr>
-          <m:t xml:space="preserve"> </m:t>
+          <m:t xml:space="preserve">r=f </m:t>
         </m:r>
         <m:sSub>
           <m:sSubPr>
@@ -2336,15 +2260,7 @@
         <w:t xml:space="preserve"> </w:t>
       </w:r>
       <w:r>
-        <w:t xml:space="preserve">can </w:t>
-      </w:r>
-      <w:proofErr w:type="gramStart"/>
-      <w:r>
-        <w:t>be written</w:t>
-      </w:r>
-      <w:proofErr w:type="gramEnd"/>
-      <w:r>
-        <w:t xml:space="preserve"> as:</w:t>
+        <w:t>can be written as:</w:t>
       </w:r>
     </w:p>
     <w:p>
@@ -2543,13 +2459,7 @@
           <w:rPr>
             <w:rFonts w:ascii="Cambria Math" w:hAnsi="Cambria Math"/>
           </w:rPr>
-          <m:t xml:space="preserve"> </m:t>
-        </m:r>
-        <m:r>
-          <w:rPr>
-            <w:rFonts w:ascii="Cambria Math" w:hAnsi="Cambria Math"/>
-          </w:rPr>
-          <m:t xml:space="preserve"> = </m:t>
+          <m:t xml:space="preserve">  = </m:t>
         </m:r>
         <m:sSup>
           <m:sSupPr>
@@ -2621,13 +2531,7 @@
                   <w:rPr>
                     <w:rFonts w:ascii="Cambria Math" w:hAnsi="Cambria Math"/>
                   </w:rPr>
-                  <m:t>2</m:t>
-                </m:r>
-                <m:r>
-                  <w:rPr>
-                    <w:rFonts w:ascii="Cambria Math" w:hAnsi="Cambria Math"/>
-                  </w:rPr>
-                  <m:t xml:space="preserve"> </m:t>
+                  <m:t xml:space="preserve">2 </m:t>
                 </m:r>
               </m:sub>
             </m:sSub>
@@ -2635,13 +2539,7 @@
               <w:rPr>
                 <w:rFonts w:ascii="Cambria Math" w:hAnsi="Cambria Math"/>
               </w:rPr>
-              <m:t xml:space="preserve"> </m:t>
-            </m:r>
-            <m:r>
-              <w:rPr>
-                <w:rFonts w:ascii="Cambria Math" w:hAnsi="Cambria Math"/>
-              </w:rPr>
-              <m:t xml:space="preserve">+ f </m:t>
+              <m:t xml:space="preserve"> + f </m:t>
             </m:r>
             <m:sSub>
               <m:sSubPr>
@@ -2722,16 +2620,11 @@
       <w:r>
         <w:t xml:space="preserve"> </w:t>
       </w:r>
-      <w:proofErr w:type="gramStart"/>
       <w:r>
         <w:t>is</w:t>
       </w:r>
       <w:r>
-        <w:t xml:space="preserve"> performed</w:t>
-      </w:r>
-      <w:proofErr w:type="gramEnd"/>
-      <w:r>
-        <w:t xml:space="preserve"> “with respect to” a variable within a divisor.  This can lead to different representations</w:t>
+        <w:t xml:space="preserve"> performed “with respect to” a variable within a divisor.  This can lead to different representations</w:t>
       </w:r>
       <w:r>
         <w:t xml:space="preserve"> of quotients and remainders when </w:t>
@@ -3304,19 +3197,7 @@
           <w:rPr>
             <w:rFonts w:ascii="Cambria Math" w:hAnsi="Cambria Math"/>
           </w:rPr>
-          <m:t>n (2r+i+k)</m:t>
-        </m:r>
-        <m:r>
-          <w:rPr>
-            <w:rFonts w:ascii="Cambria Math" w:hAnsi="Cambria Math"/>
-          </w:rPr>
-          <m:t>=</m:t>
-        </m:r>
-        <m:r>
-          <w:rPr>
-            <w:rFonts w:ascii="Cambria Math" w:hAnsi="Cambria Math"/>
-          </w:rPr>
-          <m:t xml:space="preserve"> </m:t>
+          <m:t xml:space="preserve">n (2r+i+k)= </m:t>
         </m:r>
         <m:sSup>
           <m:sSupPr>
@@ -3332,19 +3213,7 @@
               <w:rPr>
                 <w:rFonts w:ascii="Cambria Math" w:hAnsi="Cambria Math"/>
               </w:rPr>
-              <m:t>(</m:t>
-            </m:r>
-            <m:r>
-              <w:rPr>
-                <w:rFonts w:ascii="Cambria Math" w:hAnsi="Cambria Math"/>
-              </w:rPr>
-              <m:t>r+i+k</m:t>
-            </m:r>
-            <m:r>
-              <w:rPr>
-                <w:rFonts w:ascii="Cambria Math" w:hAnsi="Cambria Math"/>
-              </w:rPr>
-              <m:t>)</m:t>
+              <m:t>(r+i+k)</m:t>
             </m:r>
           </m:e>
           <m:sup>
@@ -3379,13 +3248,7 @@
           <w:rPr>
             <w:rFonts w:ascii="Cambria Math" w:hAnsi="Cambria Math"/>
           </w:rPr>
-          <m:t xml:space="preserve">r </m:t>
-        </m:r>
-        <m:r>
-          <w:rPr>
-            <w:rFonts w:ascii="Cambria Math" w:hAnsi="Cambria Math"/>
-          </w:rPr>
-          <m:t xml:space="preserve">= </m:t>
+          <m:t xml:space="preserve">r = </m:t>
         </m:r>
         <m:f>
           <m:fPr>
@@ -3455,10 +3318,7 @@
         <w:pStyle w:val="Heading1"/>
       </w:pPr>
       <w:r>
-        <w:t xml:space="preserve">Solve for </w:t>
-      </w:r>
-      <w:r>
-        <w:t>zero</w:t>
+        <w:t>Solve for zero</w:t>
       </w:r>
     </w:p>
     <w:p>
@@ -3523,19 +3383,7 @@
           <w:rPr>
             <w:rFonts w:ascii="Cambria Math" w:hAnsi="Cambria Math"/>
           </w:rPr>
-          <m:t xml:space="preserve"> zero </m:t>
-        </m:r>
-        <m:r>
-          <w:rPr>
-            <w:rFonts w:ascii="Cambria Math" w:hAnsi="Cambria Math"/>
-          </w:rPr>
-          <m:t xml:space="preserve">= </m:t>
-        </m:r>
-        <m:r>
-          <w:rPr>
-            <w:rFonts w:ascii="Cambria Math" w:hAnsi="Cambria Math"/>
-          </w:rPr>
-          <m:t>0</m:t>
+          <m:t xml:space="preserve"> zero = 0</m:t>
         </m:r>
       </m:oMath>
       <w:r>
@@ -3586,11 +3434,9 @@
       <w:r>
         <w:t xml:space="preserve">p of which are integers where </w:t>
       </w:r>
-      <w:proofErr w:type="spellStart"/>
       <w:r>
         <w:t>i</w:t>
       </w:r>
-      <w:proofErr w:type="spellEnd"/>
       <w:r>
         <w:t xml:space="preserve"> = -k</w:t>
       </w:r>
@@ -3637,24 +3483,17 @@
     </w:p>
     <w:p>
       <w:r>
-        <w:t xml:space="preserve">Since 1 = </w:t>
-      </w:r>
-      <w:proofErr w:type="spellStart"/>
-      <w:r>
-        <w:t>gcd</w:t>
-      </w:r>
-      <w:proofErr w:type="spellEnd"/>
+        <w:t>Since 1 = gcd</w:t>
+      </w:r>
       <w:r>
         <w:t xml:space="preserve"> </w:t>
       </w:r>
       <w:r>
         <w:t>(</w:t>
       </w:r>
-      <w:proofErr w:type="spellStart"/>
       <w:r>
         <w:t>i</w:t>
       </w:r>
-      <w:proofErr w:type="spellEnd"/>
       <w:r>
         <w:t>,</w:t>
       </w:r>
@@ -3699,13 +3538,7 @@
           <w:rPr>
             <w:rFonts w:ascii="Cambria Math" w:hAnsi="Cambria Math"/>
           </w:rPr>
-          <m:t xml:space="preserve">i, k = </m:t>
-        </m:r>
-        <m:r>
-          <w:rPr>
-            <w:rFonts w:ascii="Cambria Math" w:hAnsi="Cambria Math"/>
-          </w:rPr>
-          <m:t>± 1</m:t>
+          <m:t>i, k = ± 1</m:t>
         </m:r>
       </m:oMath>
       <w:r>
@@ -3761,31 +3594,7 @@
               <w:rPr>
                 <w:rFonts w:ascii="Cambria Math" w:hAnsi="Cambria Math"/>
               </w:rPr>
-              <m:t xml:space="preserve">-2 </m:t>
-            </m:r>
-            <m:r>
-              <w:rPr>
-                <w:rFonts w:ascii="Cambria Math" w:hAnsi="Cambria Math"/>
-              </w:rPr>
-              <m:t>C(</m:t>
-            </m:r>
-            <m:r>
-              <w:rPr>
-                <w:rFonts w:ascii="Cambria Math" w:hAnsi="Cambria Math"/>
-              </w:rPr>
-              <m:t>p,  2n-1</m:t>
-            </m:r>
-            <m:r>
-              <w:rPr>
-                <w:rFonts w:ascii="Cambria Math" w:hAnsi="Cambria Math"/>
-              </w:rPr>
-              <m:t>)</m:t>
-            </m:r>
-            <m:r>
-              <w:rPr>
-                <w:rFonts w:ascii="Cambria Math" w:hAnsi="Cambria Math"/>
-              </w:rPr>
-              <m:t xml:space="preserve"> </m:t>
+              <m:t xml:space="preserve">-2 C(p,  2n-1) </m:t>
             </m:r>
             <m:sSup>
               <m:sSupPr>
@@ -3830,13 +3639,8 @@
       <w:r>
         <w:t>(</w:t>
       </w:r>
-      <w:proofErr w:type="spellStart"/>
-      <w:r>
-        <w:t>p,n</w:t>
-      </w:r>
-      <w:proofErr w:type="spellEnd"/>
-      <w:r>
-        <w:t xml:space="preserve">) </w:t>
+      <w:r>
+        <w:t xml:space="preserve">p,n) </w:t>
       </w:r>
       <w:r>
         <w:t>is the binomial coefficient “p choose n”.</w:t>
@@ -3845,18 +3649,10 @@
         <w:t xml:space="preserve">  </w:t>
       </w:r>
       <w:r>
-        <w:t xml:space="preserve">The sum of the terms on the </w:t>
-      </w:r>
-      <w:proofErr w:type="gramStart"/>
-      <w:r>
-        <w:t>right ha</w:t>
-      </w:r>
-      <w:r>
-        <w:t>nd</w:t>
-      </w:r>
-      <w:proofErr w:type="gramEnd"/>
-      <w:r>
-        <w:t xml:space="preserve"> side cannot equal 0 unless r equ</w:t>
+        <w:t>The sum of the terms on the right ha</w:t>
+      </w:r>
+      <w:r>
+        <w:t>nd side cannot equal 0 unless r equ</w:t>
       </w:r>
       <w:r>
         <w:t xml:space="preserve">als </w:t>
@@ -4025,23 +3821,7 @@
         <w:spacing w:after="60"/>
       </w:pPr>
       <w:r>
-        <w:t xml:space="preserve">given integers p, r, </w:t>
-      </w:r>
-      <w:proofErr w:type="spellStart"/>
-      <w:r>
-        <w:t>i</w:t>
-      </w:r>
-      <w:proofErr w:type="spellEnd"/>
-      <w:r>
-        <w:t xml:space="preserve">, k, </w:t>
-      </w:r>
-      <w:proofErr w:type="gramStart"/>
-      <w:r>
-        <w:t>where</w:t>
-      </w:r>
-      <w:proofErr w:type="gramEnd"/>
-      <w:r>
-        <w:t xml:space="preserve"> </w:t>
+        <w:t xml:space="preserve">given integers p, r, i, k, where </w:t>
       </w:r>
     </w:p>
     <w:p>
@@ -4065,15 +3845,7 @@
         <w:spacing w:after="60"/>
       </w:pPr>
       <w:r>
-        <w:t xml:space="preserve">none of r, </w:t>
-      </w:r>
-      <w:proofErr w:type="spellStart"/>
-      <w:r>
-        <w:t>i</w:t>
-      </w:r>
-      <w:proofErr w:type="spellEnd"/>
-      <w:r>
-        <w:t xml:space="preserve">, k equal to zero, </w:t>
+        <w:t xml:space="preserve">none of r, i, k equal to zero, </w:t>
       </w:r>
     </w:p>
     <w:p>
@@ -4103,23 +3875,7 @@
         <w:spacing w:after="60"/>
       </w:pPr>
       <w:r>
-        <w:t>r= (((</w:t>
-      </w:r>
-      <w:proofErr w:type="spellStart"/>
-      <w:r>
-        <w:t>i+k</w:t>
-      </w:r>
-      <w:proofErr w:type="spellEnd"/>
-      <w:r>
-        <w:t>)^p -n(</w:t>
-      </w:r>
-      <w:proofErr w:type="spellStart"/>
-      <w:r>
-        <w:t>i+k</w:t>
-      </w:r>
-      <w:proofErr w:type="spellEnd"/>
-      <w:r>
-        <w:t>))/(2n))</w:t>
+        <w:t>r= (((i+k)^p -n(i+k))/(2n))</w:t>
       </w:r>
     </w:p>
     <w:p>
@@ -4134,13 +3890,8 @@
         <w:spacing w:after="60"/>
       </w:pPr>
       <w:r>
-        <w:t>Let Z=</w:t>
-      </w:r>
-      <w:proofErr w:type="spellStart"/>
-      <w:r>
-        <w:t>r+i+k</w:t>
-      </w:r>
-      <w:proofErr w:type="spellEnd"/>
+        <w:t>Let Z=r+i+k</w:t>
+      </w:r>
     </w:p>
     <w:p>
       <w:pPr>
@@ -4148,13 +3899,8 @@
         <w:spacing w:after="60"/>
       </w:pPr>
       <w:r>
-        <w:t>Let X=</w:t>
-      </w:r>
-      <w:proofErr w:type="spellStart"/>
-      <w:r>
-        <w:t>r+i</w:t>
-      </w:r>
-      <w:proofErr w:type="spellEnd"/>
+        <w:t>Let X=r+i</w:t>
+      </w:r>
     </w:p>
     <w:p>
       <w:pPr>
@@ -4162,13 +3908,8 @@
         <w:spacing w:after="60"/>
       </w:pPr>
       <w:r>
-        <w:t>Let Y=</w:t>
-      </w:r>
-      <w:proofErr w:type="spellStart"/>
-      <w:r>
-        <w:t>r+k</w:t>
-      </w:r>
-      <w:proofErr w:type="spellEnd"/>
+        <w:t>Let Y=r+k</w:t>
+      </w:r>
     </w:p>
     <w:p>
       <w:pPr>
@@ -4181,57 +3922,27 @@
         <w:pStyle w:val="Equation"/>
         <w:spacing w:after="60"/>
       </w:pPr>
-      <w:proofErr w:type="spellStart"/>
-      <w:r>
-        <w:t>Xp</w:t>
-      </w:r>
-      <w:proofErr w:type="spellEnd"/>
-      <w:r>
-        <w:t xml:space="preserve"> = </w:t>
-      </w:r>
-      <w:proofErr w:type="spellStart"/>
-      <w:r>
-        <w:t>X^p</w:t>
-      </w:r>
-      <w:proofErr w:type="spellEnd"/>
+      <w:r>
+        <w:t>Xp = X^p</w:t>
+      </w:r>
     </w:p>
     <w:p>
       <w:pPr>
         <w:pStyle w:val="Equation"/>
         <w:spacing w:after="60"/>
       </w:pPr>
-      <w:proofErr w:type="spellStart"/>
-      <w:r>
-        <w:t>Yp</w:t>
-      </w:r>
-      <w:proofErr w:type="spellEnd"/>
-      <w:r>
-        <w:t>=</w:t>
-      </w:r>
-      <w:proofErr w:type="spellStart"/>
-      <w:r>
-        <w:t>Y^p</w:t>
-      </w:r>
-      <w:proofErr w:type="spellEnd"/>
+      <w:r>
+        <w:t>Yp=Y^p</w:t>
+      </w:r>
     </w:p>
     <w:p>
       <w:pPr>
         <w:pStyle w:val="Equation"/>
         <w:spacing w:after="60"/>
       </w:pPr>
-      <w:proofErr w:type="spellStart"/>
-      <w:r>
-        <w:t>Zp</w:t>
-      </w:r>
-      <w:proofErr w:type="spellEnd"/>
-      <w:r>
-        <w:t xml:space="preserve"> = </w:t>
-      </w:r>
-      <w:proofErr w:type="spellStart"/>
-      <w:r>
-        <w:t>Z^p</w:t>
-      </w:r>
-      <w:proofErr w:type="spellEnd"/>
+      <w:r>
+        <w:t>Zp = Z^p</w:t>
+      </w:r>
     </w:p>
     <w:p>
       <w:pPr>
@@ -4245,23 +3956,7 @@
         <w:spacing w:after="60"/>
       </w:pPr>
       <w:r>
-        <w:t xml:space="preserve">Let zero = </w:t>
-      </w:r>
-      <w:proofErr w:type="spellStart"/>
-      <w:r>
-        <w:t>Zp</w:t>
-      </w:r>
-      <w:proofErr w:type="spellEnd"/>
-      <w:r>
-        <w:t xml:space="preserve"> – (</w:t>
-      </w:r>
-      <w:proofErr w:type="spellStart"/>
-      <w:r>
-        <w:t>Xp+Yp</w:t>
-      </w:r>
-      <w:proofErr w:type="spellEnd"/>
-      <w:r>
-        <w:t>)</w:t>
+        <w:t>Let zero = Zp – (Xp+Yp)</w:t>
       </w:r>
     </w:p>
     <w:p>
@@ -4275,21 +3970,8 @@
         <w:pStyle w:val="Equation"/>
         <w:spacing w:after="60"/>
       </w:pPr>
-      <w:proofErr w:type="spellStart"/>
-      <w:r>
-        <w:t>gcd</w:t>
-      </w:r>
-      <w:proofErr w:type="spellEnd"/>
-      <w:r>
-        <w:t>(</w:t>
-      </w:r>
-      <w:proofErr w:type="spellStart"/>
-      <w:r>
-        <w:t>i,k</w:t>
-      </w:r>
-      <w:proofErr w:type="spellEnd"/>
-      <w:r>
-        <w:t>)=1</w:t>
+      <w:r>
+        <w:t>gcd(i,k)=1</w:t>
       </w:r>
     </w:p>
     <w:p>
@@ -4297,29 +3979,8 @@
         <w:pStyle w:val="Equation"/>
         <w:spacing w:after="60"/>
       </w:pPr>
-      <w:proofErr w:type="spellStart"/>
-      <w:r>
-        <w:t>gcd</w:t>
-      </w:r>
-      <w:proofErr w:type="spellEnd"/>
-      <w:r>
-        <w:t>(</w:t>
-      </w:r>
-      <w:proofErr w:type="spellStart"/>
-      <w:r>
-        <w:t>r+i</w:t>
-      </w:r>
-      <w:proofErr w:type="spellEnd"/>
-      <w:r>
-        <w:t xml:space="preserve">, </w:t>
-      </w:r>
-      <w:proofErr w:type="spellStart"/>
-      <w:r>
-        <w:t>r+i+k</w:t>
-      </w:r>
-      <w:proofErr w:type="spellEnd"/>
-      <w:r>
-        <w:t>)=1</w:t>
+      <w:r>
+        <w:t>gcd(r+i, r+i+k)=1</w:t>
       </w:r>
     </w:p>
     <w:p>
@@ -4327,29 +3988,8 @@
         <w:pStyle w:val="Equation"/>
         <w:spacing w:after="60"/>
       </w:pPr>
-      <w:proofErr w:type="spellStart"/>
-      <w:r>
-        <w:t>gcd</w:t>
-      </w:r>
-      <w:proofErr w:type="spellEnd"/>
-      <w:r>
-        <w:t>(</w:t>
-      </w:r>
-      <w:proofErr w:type="spellStart"/>
-      <w:r>
-        <w:t>r+k</w:t>
-      </w:r>
-      <w:proofErr w:type="spellEnd"/>
-      <w:r>
-        <w:t xml:space="preserve">, </w:t>
-      </w:r>
-      <w:proofErr w:type="spellStart"/>
-      <w:r>
-        <w:t>r+i+k</w:t>
-      </w:r>
-      <w:proofErr w:type="spellEnd"/>
-      <w:r>
-        <w:t>)=1</w:t>
+      <w:r>
+        <w:t>gcd(r+k, r+i+k)=1</w:t>
       </w:r>
     </w:p>
     <w:p>
@@ -4358,31 +3998,7 @@
         <w:spacing w:after="60"/>
       </w:pPr>
       <w:r>
-        <w:t>(</w:t>
-      </w:r>
-      <w:proofErr w:type="spellStart"/>
-      <w:r>
-        <w:t>r+i</w:t>
-      </w:r>
-      <w:proofErr w:type="spellEnd"/>
-      <w:r>
-        <w:t>) and (</w:t>
-      </w:r>
-      <w:proofErr w:type="spellStart"/>
-      <w:r>
-        <w:t>r+k</w:t>
-      </w:r>
-      <w:proofErr w:type="spellEnd"/>
-      <w:r>
-        <w:t>) and (</w:t>
-      </w:r>
-      <w:proofErr w:type="spellStart"/>
-      <w:r>
-        <w:t>r+i+k</w:t>
-      </w:r>
-      <w:proofErr w:type="spellEnd"/>
-      <w:r>
-        <w:t>) all are greater than zero,</w:t>
+        <w:t>(r+i) and (r+k) and (r+i+k) all are greater than zero,</w:t>
       </w:r>
     </w:p>
     <w:p>
@@ -4399,15 +4015,7 @@
     </w:p>
     <w:p>
       <w:r>
-        <w:t xml:space="preserve">Using </w:t>
-      </w:r>
-      <w:proofErr w:type="spellStart"/>
-      <w:r>
-        <w:t>i</w:t>
-      </w:r>
-      <w:proofErr w:type="spellEnd"/>
-      <w:r>
-        <w:t xml:space="preserve"> as a reference variable, does the following equation</w:t>
+        <w:t>Using i as a reference variable, does the following equation</w:t>
       </w:r>
     </w:p>
     <w:p>
@@ -4421,35 +4029,14 @@
       </w:r>
     </w:p>
     <w:p>
-      <w:proofErr w:type="gramStart"/>
-      <w:r>
-        <w:t>Are</w:t>
-      </w:r>
-      <w:proofErr w:type="gramEnd"/>
-      <w:r>
-        <w:t xml:space="preserve"> p of these solutions </w:t>
-      </w:r>
-      <w:proofErr w:type="spellStart"/>
-      <w:r>
-        <w:t>i</w:t>
-      </w:r>
-      <w:proofErr w:type="spellEnd"/>
-      <w:r>
-        <w:t>==-k?</w:t>
+      <w:r>
+        <w:t>Are p of these solutions i==-k?</w:t>
       </w:r>
     </w:p>
     <w:p>
       <w:r>
         <w:lastRenderedPageBreak/>
-        <w:t xml:space="preserve">Are there any expressions in the other (p^2 – p) solutions that can </w:t>
-      </w:r>
-      <w:proofErr w:type="gramStart"/>
-      <w:r>
-        <w:t>be shown</w:t>
-      </w:r>
-      <w:proofErr w:type="gramEnd"/>
-      <w:r>
-        <w:t xml:space="preserve"> to be not rational?</w:t>
+        <w:t>Are there any expressions in the other (p^2 – p) solutions that can be shown to be not rational?</w:t>
       </w:r>
     </w:p>
     <w:p/>
@@ -4518,39 +4105,7 @@
           <w:rFonts w:ascii="Arial" w:hAnsi="Arial" w:cs="Arial"/>
           <w:color w:val="222222"/>
         </w:rPr>
-        <w:t xml:space="preserve">Let $S = </w:t>
-      </w:r>
-      <w:proofErr w:type="spellStart"/>
-      <w:r>
-        <w:rPr>
-          <w:rFonts w:ascii="Arial" w:hAnsi="Arial" w:cs="Arial"/>
-          <w:color w:val="222222"/>
-        </w:rPr>
-        <w:t>i</w:t>
-      </w:r>
-      <w:proofErr w:type="spellEnd"/>
-      <w:r>
-        <w:rPr>
-          <w:rFonts w:ascii="Arial" w:hAnsi="Arial" w:cs="Arial"/>
-          <w:color w:val="222222"/>
-        </w:rPr>
-        <w:t xml:space="preserve"> + k$ and $D = </w:t>
-      </w:r>
-      <w:proofErr w:type="spellStart"/>
-      <w:r>
-        <w:rPr>
-          <w:rFonts w:ascii="Arial" w:hAnsi="Arial" w:cs="Arial"/>
-          <w:color w:val="222222"/>
-        </w:rPr>
-        <w:t>i</w:t>
-      </w:r>
-      <w:proofErr w:type="spellEnd"/>
-      <w:r>
-        <w:rPr>
-          <w:rFonts w:ascii="Arial" w:hAnsi="Arial" w:cs="Arial"/>
-          <w:color w:val="222222"/>
-        </w:rPr>
-        <w:t xml:space="preserve"> - k$. We can now rewrite your defined variables purely in terms of $S$, $D$, and $n$.</w:t>
+        <w:t>Let $S = i + k$ and $D = i - k$. We can now rewrite your defined variables purely in terms of $S$, $D$, and $n$.</w:t>
       </w:r>
     </w:p>
     <w:p>
@@ -4583,39 +4138,7 @@
           <w:rFonts w:ascii="Arial" w:hAnsi="Arial" w:cs="Arial"/>
           <w:color w:val="222222"/>
         </w:rPr>
-        <w:t>$$r = \frac{</w:t>
-      </w:r>
-      <w:proofErr w:type="spellStart"/>
-      <w:r>
-        <w:rPr>
-          <w:rFonts w:ascii="Arial" w:hAnsi="Arial" w:cs="Arial"/>
-          <w:color w:val="222222"/>
-        </w:rPr>
-        <w:t>S^p</w:t>
-      </w:r>
-      <w:proofErr w:type="spellEnd"/>
-      <w:r>
-        <w:rPr>
-          <w:rFonts w:ascii="Arial" w:hAnsi="Arial" w:cs="Arial"/>
-          <w:color w:val="222222"/>
-        </w:rPr>
-        <w:t xml:space="preserve"> - </w:t>
-      </w:r>
-      <w:proofErr w:type="spellStart"/>
-      <w:r>
-        <w:rPr>
-          <w:rFonts w:ascii="Arial" w:hAnsi="Arial" w:cs="Arial"/>
-          <w:color w:val="222222"/>
-        </w:rPr>
-        <w:t>nS</w:t>
-      </w:r>
-      <w:proofErr w:type="spellEnd"/>
-      <w:r>
-        <w:rPr>
-          <w:rFonts w:ascii="Arial" w:hAnsi="Arial" w:cs="Arial"/>
-          <w:color w:val="222222"/>
-        </w:rPr>
-        <w:t>}{2n}$$</w:t>
+        <w:t>$$r = \frac{S^p - nS}{2n}$$</w:t>
       </w:r>
     </w:p>
     <w:p>
@@ -4632,23 +4155,7 @@
           <w:rFonts w:ascii="Arial" w:hAnsi="Arial" w:cs="Arial"/>
           <w:color w:val="222222"/>
         </w:rPr>
-        <w:t>Now, express $Z$, $X$, and $Y$ by clearing the $</w:t>
-      </w:r>
-      <w:proofErr w:type="spellStart"/>
-      <w:r>
-        <w:rPr>
-          <w:rFonts w:ascii="Arial" w:hAnsi="Arial" w:cs="Arial"/>
-          <w:color w:val="222222"/>
-        </w:rPr>
-        <w:t>i</w:t>
-      </w:r>
-      <w:proofErr w:type="spellEnd"/>
-      <w:r>
-        <w:rPr>
-          <w:rFonts w:ascii="Arial" w:hAnsi="Arial" w:cs="Arial"/>
-          <w:color w:val="222222"/>
-        </w:rPr>
-        <w:t>$ and $k$ terms:</w:t>
+        <w:t>Now, express $Z$, $X$, and $Y$ by clearing the $i$ and $k$ terms:</w:t>
       </w:r>
     </w:p>
     <w:p>
@@ -4671,71 +4178,7 @@
           <w:rFonts w:ascii="Arial" w:hAnsi="Arial" w:cs="Arial"/>
           <w:color w:val="222222"/>
         </w:rPr>
-        <w:t>$Z = r + S = \frac{</w:t>
-      </w:r>
-      <w:proofErr w:type="spellStart"/>
-      <w:r>
-        <w:rPr>
-          <w:rFonts w:ascii="Arial" w:hAnsi="Arial" w:cs="Arial"/>
-          <w:color w:val="222222"/>
-        </w:rPr>
-        <w:t>S^p</w:t>
-      </w:r>
-      <w:proofErr w:type="spellEnd"/>
-      <w:r>
-        <w:rPr>
-          <w:rFonts w:ascii="Arial" w:hAnsi="Arial" w:cs="Arial"/>
-          <w:color w:val="222222"/>
-        </w:rPr>
-        <w:t xml:space="preserve"> - </w:t>
-      </w:r>
-      <w:proofErr w:type="spellStart"/>
-      <w:r>
-        <w:rPr>
-          <w:rFonts w:ascii="Arial" w:hAnsi="Arial" w:cs="Arial"/>
-          <w:color w:val="222222"/>
-        </w:rPr>
-        <w:t>nS</w:t>
-      </w:r>
-      <w:proofErr w:type="spellEnd"/>
-      <w:r>
-        <w:rPr>
-          <w:rFonts w:ascii="Arial" w:hAnsi="Arial" w:cs="Arial"/>
-          <w:color w:val="222222"/>
-        </w:rPr>
-        <w:t xml:space="preserve"> + 2nS}{2n} = \frac{</w:t>
-      </w:r>
-      <w:proofErr w:type="spellStart"/>
-      <w:r>
-        <w:rPr>
-          <w:rFonts w:ascii="Arial" w:hAnsi="Arial" w:cs="Arial"/>
-          <w:color w:val="222222"/>
-        </w:rPr>
-        <w:t>S^p</w:t>
-      </w:r>
-      <w:proofErr w:type="spellEnd"/>
-      <w:r>
-        <w:rPr>
-          <w:rFonts w:ascii="Arial" w:hAnsi="Arial" w:cs="Arial"/>
-          <w:color w:val="222222"/>
-        </w:rPr>
-        <w:t xml:space="preserve"> + </w:t>
-      </w:r>
-      <w:proofErr w:type="spellStart"/>
-      <w:r>
-        <w:rPr>
-          <w:rFonts w:ascii="Arial" w:hAnsi="Arial" w:cs="Arial"/>
-          <w:color w:val="222222"/>
-        </w:rPr>
-        <w:t>nS</w:t>
-      </w:r>
-      <w:proofErr w:type="spellEnd"/>
-      <w:r>
-        <w:rPr>
-          <w:rFonts w:ascii="Arial" w:hAnsi="Arial" w:cs="Arial"/>
-          <w:color w:val="222222"/>
-        </w:rPr>
-        <w:t>}{2n}$</w:t>
+        <w:t>$Z = r + S = \frac{S^p - nS + 2nS}{2n} = \frac{S^p + nS}{2n}$</w:t>
       </w:r>
     </w:p>
     <w:p>
@@ -4758,87 +4201,7 @@
           <w:rFonts w:ascii="Arial" w:hAnsi="Arial" w:cs="Arial"/>
           <w:color w:val="222222"/>
         </w:rPr>
-        <w:t xml:space="preserve">Because $2i = S + D$, we have $X = r + </w:t>
-      </w:r>
-      <w:proofErr w:type="spellStart"/>
-      <w:r>
-        <w:rPr>
-          <w:rFonts w:ascii="Arial" w:hAnsi="Arial" w:cs="Arial"/>
-          <w:color w:val="222222"/>
-        </w:rPr>
-        <w:t>i</w:t>
-      </w:r>
-      <w:proofErr w:type="spellEnd"/>
-      <w:r>
-        <w:rPr>
-          <w:rFonts w:ascii="Arial" w:hAnsi="Arial" w:cs="Arial"/>
-          <w:color w:val="222222"/>
-        </w:rPr>
-        <w:t xml:space="preserve"> = \frac{</w:t>
-      </w:r>
-      <w:proofErr w:type="spellStart"/>
-      <w:r>
-        <w:rPr>
-          <w:rFonts w:ascii="Arial" w:hAnsi="Arial" w:cs="Arial"/>
-          <w:color w:val="222222"/>
-        </w:rPr>
-        <w:t>S^p</w:t>
-      </w:r>
-      <w:proofErr w:type="spellEnd"/>
-      <w:r>
-        <w:rPr>
-          <w:rFonts w:ascii="Arial" w:hAnsi="Arial" w:cs="Arial"/>
-          <w:color w:val="222222"/>
-        </w:rPr>
-        <w:t xml:space="preserve"> - </w:t>
-      </w:r>
-      <w:proofErr w:type="spellStart"/>
-      <w:r>
-        <w:rPr>
-          <w:rFonts w:ascii="Arial" w:hAnsi="Arial" w:cs="Arial"/>
-          <w:color w:val="222222"/>
-        </w:rPr>
-        <w:t>nS</w:t>
-      </w:r>
-      <w:proofErr w:type="spellEnd"/>
-      <w:r>
-        <w:rPr>
-          <w:rFonts w:ascii="Arial" w:hAnsi="Arial" w:cs="Arial"/>
-          <w:color w:val="222222"/>
-        </w:rPr>
-        <w:t xml:space="preserve"> + n(S+D)}{2n} = \frac{</w:t>
-      </w:r>
-      <w:proofErr w:type="spellStart"/>
-      <w:r>
-        <w:rPr>
-          <w:rFonts w:ascii="Arial" w:hAnsi="Arial" w:cs="Arial"/>
-          <w:color w:val="222222"/>
-        </w:rPr>
-        <w:t>S^p</w:t>
-      </w:r>
-      <w:proofErr w:type="spellEnd"/>
-      <w:r>
-        <w:rPr>
-          <w:rFonts w:ascii="Arial" w:hAnsi="Arial" w:cs="Arial"/>
-          <w:color w:val="222222"/>
-        </w:rPr>
-        <w:t xml:space="preserve"> + </w:t>
-      </w:r>
-      <w:proofErr w:type="spellStart"/>
-      <w:r>
-        <w:rPr>
-          <w:rFonts w:ascii="Arial" w:hAnsi="Arial" w:cs="Arial"/>
-          <w:color w:val="222222"/>
-        </w:rPr>
-        <w:t>nD</w:t>
-      </w:r>
-      <w:proofErr w:type="spellEnd"/>
-      <w:r>
-        <w:rPr>
-          <w:rFonts w:ascii="Arial" w:hAnsi="Arial" w:cs="Arial"/>
-          <w:color w:val="222222"/>
-        </w:rPr>
-        <w:t>}{2n}$</w:t>
+        <w:t>Because $2i = S + D$, we have $X = r + i = \frac{S^p - nS + n(S+D)}{2n} = \frac{S^p + nD}{2n}$</w:t>
       </w:r>
     </w:p>
     <w:p>
@@ -4861,71 +4224,7 @@
           <w:rFonts w:ascii="Arial" w:hAnsi="Arial" w:cs="Arial"/>
           <w:color w:val="222222"/>
         </w:rPr>
-        <w:t>Because $2k = S - D$, we have $Y = r + k = \frac{</w:t>
-      </w:r>
-      <w:proofErr w:type="spellStart"/>
-      <w:r>
-        <w:rPr>
-          <w:rFonts w:ascii="Arial" w:hAnsi="Arial" w:cs="Arial"/>
-          <w:color w:val="222222"/>
-        </w:rPr>
-        <w:t>S^p</w:t>
-      </w:r>
-      <w:proofErr w:type="spellEnd"/>
-      <w:r>
-        <w:rPr>
-          <w:rFonts w:ascii="Arial" w:hAnsi="Arial" w:cs="Arial"/>
-          <w:color w:val="222222"/>
-        </w:rPr>
-        <w:t xml:space="preserve"> - </w:t>
-      </w:r>
-      <w:proofErr w:type="spellStart"/>
-      <w:r>
-        <w:rPr>
-          <w:rFonts w:ascii="Arial" w:hAnsi="Arial" w:cs="Arial"/>
-          <w:color w:val="222222"/>
-        </w:rPr>
-        <w:t>nS</w:t>
-      </w:r>
-      <w:proofErr w:type="spellEnd"/>
-      <w:r>
-        <w:rPr>
-          <w:rFonts w:ascii="Arial" w:hAnsi="Arial" w:cs="Arial"/>
-          <w:color w:val="222222"/>
-        </w:rPr>
-        <w:t xml:space="preserve"> + n(S-D)}{2n} = \frac{</w:t>
-      </w:r>
-      <w:proofErr w:type="spellStart"/>
-      <w:r>
-        <w:rPr>
-          <w:rFonts w:ascii="Arial" w:hAnsi="Arial" w:cs="Arial"/>
-          <w:color w:val="222222"/>
-        </w:rPr>
-        <w:t>S^p</w:t>
-      </w:r>
-      <w:proofErr w:type="spellEnd"/>
-      <w:r>
-        <w:rPr>
-          <w:rFonts w:ascii="Arial" w:hAnsi="Arial" w:cs="Arial"/>
-          <w:color w:val="222222"/>
-        </w:rPr>
-        <w:t xml:space="preserve"> - </w:t>
-      </w:r>
-      <w:proofErr w:type="spellStart"/>
-      <w:r>
-        <w:rPr>
-          <w:rFonts w:ascii="Arial" w:hAnsi="Arial" w:cs="Arial"/>
-          <w:color w:val="222222"/>
-        </w:rPr>
-        <w:t>nD</w:t>
-      </w:r>
-      <w:proofErr w:type="spellEnd"/>
-      <w:r>
-        <w:rPr>
-          <w:rFonts w:ascii="Arial" w:hAnsi="Arial" w:cs="Arial"/>
-          <w:color w:val="222222"/>
-        </w:rPr>
-        <w:t>}{2n}$</w:t>
+        <w:t>Because $2k = S - D$, we have $Y = r + k = \frac{S^p - nS + n(S-D)}{2n} = \frac{S^p - nD}{2n}$</w:t>
       </w:r>
     </w:p>
     <w:p>
@@ -4957,71 +4256,7 @@
           <w:rFonts w:ascii="Arial" w:hAnsi="Arial" w:cs="Arial"/>
           <w:color w:val="222222"/>
         </w:rPr>
-        <w:t>, we substitute these into $</w:t>
-      </w:r>
-      <w:proofErr w:type="spellStart"/>
-      <w:r>
-        <w:rPr>
-          <w:rFonts w:ascii="Arial" w:hAnsi="Arial" w:cs="Arial"/>
-          <w:color w:val="222222"/>
-        </w:rPr>
-        <w:t>Z^p</w:t>
-      </w:r>
-      <w:proofErr w:type="spellEnd"/>
-      <w:r>
-        <w:rPr>
-          <w:rFonts w:ascii="Arial" w:hAnsi="Arial" w:cs="Arial"/>
-          <w:color w:val="222222"/>
-        </w:rPr>
-        <w:t xml:space="preserve"> - (</w:t>
-      </w:r>
-      <w:proofErr w:type="spellStart"/>
-      <w:r>
-        <w:rPr>
-          <w:rFonts w:ascii="Arial" w:hAnsi="Arial" w:cs="Arial"/>
-          <w:color w:val="222222"/>
-        </w:rPr>
-        <w:t>X^p</w:t>
-      </w:r>
-      <w:proofErr w:type="spellEnd"/>
-      <w:r>
-        <w:rPr>
-          <w:rFonts w:ascii="Arial" w:hAnsi="Arial" w:cs="Arial"/>
-          <w:color w:val="222222"/>
-        </w:rPr>
-        <w:t xml:space="preserve"> + </w:t>
-      </w:r>
-      <w:proofErr w:type="spellStart"/>
-      <w:r>
-        <w:rPr>
-          <w:rFonts w:ascii="Arial" w:hAnsi="Arial" w:cs="Arial"/>
-          <w:color w:val="222222"/>
-        </w:rPr>
-        <w:t>Y^p</w:t>
-      </w:r>
-      <w:proofErr w:type="spellEnd"/>
-      <w:r>
-        <w:rPr>
-          <w:rFonts w:ascii="Arial" w:hAnsi="Arial" w:cs="Arial"/>
-          <w:color w:val="222222"/>
-        </w:rPr>
-        <w:t>) = 0$ and multiply both sides by $(2n)^p$ to clear the denominator. We define this new polynomial as $F(</w:t>
-      </w:r>
-      <w:proofErr w:type="spellStart"/>
-      <w:r>
-        <w:rPr>
-          <w:rFonts w:ascii="Arial" w:hAnsi="Arial" w:cs="Arial"/>
-          <w:color w:val="222222"/>
-        </w:rPr>
-        <w:t>i</w:t>
-      </w:r>
-      <w:proofErr w:type="spellEnd"/>
-      <w:r>
-        <w:rPr>
-          <w:rFonts w:ascii="Arial" w:hAnsi="Arial" w:cs="Arial"/>
-          <w:color w:val="222222"/>
-        </w:rPr>
-        <w:t>)$:</w:t>
+        <w:t>, we substitute these into $Z^p - (X^p + Y^p) = 0$ and multiply both sides by $(2n)^p$ to clear the denominator. We define this new polynomial as $F(i)$:</w:t>
       </w:r>
     </w:p>
     <w:p>
@@ -5037,119 +4272,7 @@
           <w:rFonts w:ascii="Arial" w:hAnsi="Arial" w:cs="Arial"/>
           <w:color w:val="222222"/>
         </w:rPr>
-        <w:t>$$F(</w:t>
-      </w:r>
-      <w:proofErr w:type="spellStart"/>
-      <w:r>
-        <w:rPr>
-          <w:rFonts w:ascii="Arial" w:hAnsi="Arial" w:cs="Arial"/>
-          <w:color w:val="222222"/>
-        </w:rPr>
-        <w:t>i</w:t>
-      </w:r>
-      <w:proofErr w:type="spellEnd"/>
-      <w:r>
-        <w:rPr>
-          <w:rFonts w:ascii="Arial" w:hAnsi="Arial" w:cs="Arial"/>
-          <w:color w:val="222222"/>
-        </w:rPr>
-        <w:t>) = (</w:t>
-      </w:r>
-      <w:proofErr w:type="spellStart"/>
-      <w:r>
-        <w:rPr>
-          <w:rFonts w:ascii="Arial" w:hAnsi="Arial" w:cs="Arial"/>
-          <w:color w:val="222222"/>
-        </w:rPr>
-        <w:t>S^p</w:t>
-      </w:r>
-      <w:proofErr w:type="spellEnd"/>
-      <w:r>
-        <w:rPr>
-          <w:rFonts w:ascii="Arial" w:hAnsi="Arial" w:cs="Arial"/>
-          <w:color w:val="222222"/>
-        </w:rPr>
-        <w:t xml:space="preserve"> + </w:t>
-      </w:r>
-      <w:proofErr w:type="spellStart"/>
-      <w:r>
-        <w:rPr>
-          <w:rFonts w:ascii="Arial" w:hAnsi="Arial" w:cs="Arial"/>
-          <w:color w:val="222222"/>
-        </w:rPr>
-        <w:t>nS</w:t>
-      </w:r>
-      <w:proofErr w:type="spellEnd"/>
-      <w:r>
-        <w:rPr>
-          <w:rFonts w:ascii="Arial" w:hAnsi="Arial" w:cs="Arial"/>
-          <w:color w:val="222222"/>
-        </w:rPr>
-        <w:t>)^p - \Big[ (</w:t>
-      </w:r>
-      <w:proofErr w:type="spellStart"/>
-      <w:r>
-        <w:rPr>
-          <w:rFonts w:ascii="Arial" w:hAnsi="Arial" w:cs="Arial"/>
-          <w:color w:val="222222"/>
-        </w:rPr>
-        <w:t>S^p</w:t>
-      </w:r>
-      <w:proofErr w:type="spellEnd"/>
-      <w:r>
-        <w:rPr>
-          <w:rFonts w:ascii="Arial" w:hAnsi="Arial" w:cs="Arial"/>
-          <w:color w:val="222222"/>
-        </w:rPr>
-        <w:t xml:space="preserve"> + </w:t>
-      </w:r>
-      <w:proofErr w:type="spellStart"/>
-      <w:r>
-        <w:rPr>
-          <w:rFonts w:ascii="Arial" w:hAnsi="Arial" w:cs="Arial"/>
-          <w:color w:val="222222"/>
-        </w:rPr>
-        <w:t>nD</w:t>
-      </w:r>
-      <w:proofErr w:type="spellEnd"/>
-      <w:r>
-        <w:rPr>
-          <w:rFonts w:ascii="Arial" w:hAnsi="Arial" w:cs="Arial"/>
-          <w:color w:val="222222"/>
-        </w:rPr>
-        <w:t>)^p + (</w:t>
-      </w:r>
-      <w:proofErr w:type="spellStart"/>
-      <w:r>
-        <w:rPr>
-          <w:rFonts w:ascii="Arial" w:hAnsi="Arial" w:cs="Arial"/>
-          <w:color w:val="222222"/>
-        </w:rPr>
-        <w:t>S^p</w:t>
-      </w:r>
-      <w:proofErr w:type="spellEnd"/>
-      <w:r>
-        <w:rPr>
-          <w:rFonts w:ascii="Arial" w:hAnsi="Arial" w:cs="Arial"/>
-          <w:color w:val="222222"/>
-        </w:rPr>
-        <w:t xml:space="preserve"> - </w:t>
-      </w:r>
-      <w:proofErr w:type="spellStart"/>
-      <w:r>
-        <w:rPr>
-          <w:rFonts w:ascii="Arial" w:hAnsi="Arial" w:cs="Arial"/>
-          <w:color w:val="222222"/>
-        </w:rPr>
-        <w:t>nD</w:t>
-      </w:r>
-      <w:proofErr w:type="spellEnd"/>
-      <w:r>
-        <w:rPr>
-          <w:rFonts w:ascii="Arial" w:hAnsi="Arial" w:cs="Arial"/>
-          <w:color w:val="222222"/>
-        </w:rPr>
-        <w:t>)^p \Big] = 0$$</w:t>
+        <w:t>$$F(i) = (S^p + nS)^p - \Big[ (S^p + nD)^p + (S^p - nD)^p \Big] = 0$$</w:t>
       </w:r>
     </w:p>
     <w:p>
@@ -5192,55 +4315,7 @@
           <w:rFonts w:ascii="Arial" w:hAnsi="Arial" w:cs="Arial"/>
           <w:color w:val="222222"/>
         </w:rPr>
-        <w:t> To find the number of solutions, we determine the degree of the polynomial $F(</w:t>
-      </w:r>
-      <w:proofErr w:type="spellStart"/>
-      <w:r>
-        <w:rPr>
-          <w:rFonts w:ascii="Arial" w:hAnsi="Arial" w:cs="Arial"/>
-          <w:color w:val="222222"/>
-        </w:rPr>
-        <w:t>i</w:t>
-      </w:r>
-      <w:proofErr w:type="spellEnd"/>
-      <w:r>
-        <w:rPr>
-          <w:rFonts w:ascii="Arial" w:hAnsi="Arial" w:cs="Arial"/>
-          <w:color w:val="222222"/>
-        </w:rPr>
-        <w:t xml:space="preserve">)$ by looking at its highest power of $S$ (since $S = </w:t>
-      </w:r>
-      <w:proofErr w:type="spellStart"/>
-      <w:r>
-        <w:rPr>
-          <w:rFonts w:ascii="Arial" w:hAnsi="Arial" w:cs="Arial"/>
-          <w:color w:val="222222"/>
-        </w:rPr>
-        <w:t>i</w:t>
-      </w:r>
-      <w:proofErr w:type="spellEnd"/>
-      <w:r>
-        <w:rPr>
-          <w:rFonts w:ascii="Arial" w:hAnsi="Arial" w:cs="Arial"/>
-          <w:color w:val="222222"/>
-        </w:rPr>
-        <w:t xml:space="preserve"> + k$, the degree in $S$ is the degree in $</w:t>
-      </w:r>
-      <w:proofErr w:type="spellStart"/>
-      <w:r>
-        <w:rPr>
-          <w:rFonts w:ascii="Arial" w:hAnsi="Arial" w:cs="Arial"/>
-          <w:color w:val="222222"/>
-        </w:rPr>
-        <w:t>i</w:t>
-      </w:r>
-      <w:proofErr w:type="spellEnd"/>
-      <w:r>
-        <w:rPr>
-          <w:rFonts w:ascii="Arial" w:hAnsi="Arial" w:cs="Arial"/>
-          <w:color w:val="222222"/>
-        </w:rPr>
-        <w:t>$).</w:t>
+        <w:t> To find the number of solutions, we determine the degree of the polynomial $F(i)$ by looking at its highest power of $S$ (since $S = i + k$, the degree in $S$ is the degree in $i$).</w:t>
       </w:r>
     </w:p>
     <w:p>
@@ -5263,55 +4338,7 @@
           <w:rFonts w:ascii="Arial" w:hAnsi="Arial" w:cs="Arial"/>
           <w:color w:val="222222"/>
         </w:rPr>
-        <w:t>The leading term of $(</w:t>
-      </w:r>
-      <w:proofErr w:type="spellStart"/>
-      <w:r>
-        <w:rPr>
-          <w:rFonts w:ascii="Arial" w:hAnsi="Arial" w:cs="Arial"/>
-          <w:color w:val="222222"/>
-        </w:rPr>
-        <w:t>S^p</w:t>
-      </w:r>
-      <w:proofErr w:type="spellEnd"/>
-      <w:r>
-        <w:rPr>
-          <w:rFonts w:ascii="Arial" w:hAnsi="Arial" w:cs="Arial"/>
-          <w:color w:val="222222"/>
-        </w:rPr>
-        <w:t xml:space="preserve"> + </w:t>
-      </w:r>
-      <w:proofErr w:type="spellStart"/>
-      <w:r>
-        <w:rPr>
-          <w:rFonts w:ascii="Arial" w:hAnsi="Arial" w:cs="Arial"/>
-          <w:color w:val="222222"/>
-        </w:rPr>
-        <w:t>nS</w:t>
-      </w:r>
-      <w:proofErr w:type="spellEnd"/>
-      <w:r>
-        <w:rPr>
-          <w:rFonts w:ascii="Arial" w:hAnsi="Arial" w:cs="Arial"/>
-          <w:color w:val="222222"/>
-        </w:rPr>
-        <w:t>)^p$ is $(</w:t>
-      </w:r>
-      <w:proofErr w:type="spellStart"/>
-      <w:r>
-        <w:rPr>
-          <w:rFonts w:ascii="Arial" w:hAnsi="Arial" w:cs="Arial"/>
-          <w:color w:val="222222"/>
-        </w:rPr>
-        <w:t>S^p</w:t>
-      </w:r>
-      <w:proofErr w:type="spellEnd"/>
-      <w:r>
-        <w:rPr>
-          <w:rFonts w:ascii="Arial" w:hAnsi="Arial" w:cs="Arial"/>
-          <w:color w:val="222222"/>
-        </w:rPr>
-        <w:t>)^p = S^{p^2}$.</w:t>
+        <w:t>The leading term of $(S^p + nS)^p$ is $(S^p)^p = S^{p^2}$.</w:t>
       </w:r>
     </w:p>
     <w:p>
@@ -5334,23 +4361,7 @@
           <w:rFonts w:ascii="Arial" w:hAnsi="Arial" w:cs="Arial"/>
           <w:color w:val="222222"/>
         </w:rPr>
-        <w:t>To find the leading term of the subtracted bracket, we use the Binomial Theorem identity $(A+B)^p + (A-B)^p = 2 \sum_{j=0}^{(p-1)/2} \</w:t>
-      </w:r>
-      <w:proofErr w:type="spellStart"/>
-      <w:r>
-        <w:rPr>
-          <w:rFonts w:ascii="Arial" w:hAnsi="Arial" w:cs="Arial"/>
-          <w:color w:val="222222"/>
-        </w:rPr>
-        <w:t>binom</w:t>
-      </w:r>
-      <w:proofErr w:type="spellEnd"/>
-      <w:r>
-        <w:rPr>
-          <w:rFonts w:ascii="Arial" w:hAnsi="Arial" w:cs="Arial"/>
-          <w:color w:val="222222"/>
-        </w:rPr>
-        <w:t>{p}{2j} A^{p-2j} B^{2j}$.</w:t>
+        <w:t>To find the leading term of the subtracted bracket, we use the Binomial Theorem identity $(A+B)^p + (A-B)^p = 2 \sum_{j=0}^{(p-1)/2} \binom{p}{2j} A^{p-2j} B^{2j}$.</w:t>
       </w:r>
     </w:p>
     <w:p>
@@ -5374,55 +4385,7 @@
           <w:color w:val="222222"/>
         </w:rPr>
         <w:lastRenderedPageBreak/>
-        <w:t xml:space="preserve">Setting $A = </w:t>
-      </w:r>
-      <w:proofErr w:type="spellStart"/>
-      <w:r>
-        <w:rPr>
-          <w:rFonts w:ascii="Arial" w:hAnsi="Arial" w:cs="Arial"/>
-          <w:color w:val="222222"/>
-        </w:rPr>
-        <w:t>S^p</w:t>
-      </w:r>
-      <w:proofErr w:type="spellEnd"/>
-      <w:r>
-        <w:rPr>
-          <w:rFonts w:ascii="Arial" w:hAnsi="Arial" w:cs="Arial"/>
-          <w:color w:val="222222"/>
-        </w:rPr>
-        <w:t xml:space="preserve">$ and $B = </w:t>
-      </w:r>
-      <w:proofErr w:type="spellStart"/>
-      <w:r>
-        <w:rPr>
-          <w:rFonts w:ascii="Arial" w:hAnsi="Arial" w:cs="Arial"/>
-          <w:color w:val="222222"/>
-        </w:rPr>
-        <w:t>nD</w:t>
-      </w:r>
-      <w:proofErr w:type="spellEnd"/>
-      <w:r>
-        <w:rPr>
-          <w:rFonts w:ascii="Arial" w:hAnsi="Arial" w:cs="Arial"/>
-          <w:color w:val="222222"/>
-        </w:rPr>
-        <w:t>$, the largest term (where $j=0$) is $2(</w:t>
-      </w:r>
-      <w:proofErr w:type="spellStart"/>
-      <w:r>
-        <w:rPr>
-          <w:rFonts w:ascii="Arial" w:hAnsi="Arial" w:cs="Arial"/>
-          <w:color w:val="222222"/>
-        </w:rPr>
-        <w:t>S^p</w:t>
-      </w:r>
-      <w:proofErr w:type="spellEnd"/>
-      <w:r>
-        <w:rPr>
-          <w:rFonts w:ascii="Arial" w:hAnsi="Arial" w:cs="Arial"/>
-          <w:color w:val="222222"/>
-        </w:rPr>
-        <w:t>)^p = 2S^{p^2}$.</w:t>
+        <w:t>Setting $A = S^p$ and $B = nD$, the largest term (where $j=0$) is $2(S^p)^p = 2S^{p^2}$.</w:t>
       </w:r>
     </w:p>
     <w:p>
@@ -5439,23 +4402,7 @@
           <w:rFonts w:ascii="Arial" w:hAnsi="Arial" w:cs="Arial"/>
           <w:color w:val="222222"/>
         </w:rPr>
-        <w:t>Subtracting these gives a leading term of $S^{p^2} - 2S^{p^2} = -S^{p^2} = -(</w:t>
-      </w:r>
-      <w:proofErr w:type="spellStart"/>
-      <w:r>
-        <w:rPr>
-          <w:rFonts w:ascii="Arial" w:hAnsi="Arial" w:cs="Arial"/>
-          <w:color w:val="222222"/>
-        </w:rPr>
-        <w:t>i+k</w:t>
-      </w:r>
-      <w:proofErr w:type="spellEnd"/>
-      <w:r>
-        <w:rPr>
-          <w:rFonts w:ascii="Arial" w:hAnsi="Arial" w:cs="Arial"/>
-          <w:color w:val="222222"/>
-        </w:rPr>
-        <w:t>)^{p^2}$.</w:t>
+        <w:t>Subtracting these gives a leading term of $S^{p^2} - 2S^{p^2} = -S^{p^2} = -(i+k)^{p^2}$.</w:t>
       </w:r>
     </w:p>
     <w:p>
@@ -5488,23 +4435,7 @@
           <w:rFonts w:ascii="Arial" w:hAnsi="Arial" w:cs="Arial"/>
           <w:color w:val="222222"/>
         </w:rPr>
-        <w:t> for $</w:t>
-      </w:r>
-      <w:proofErr w:type="spellStart"/>
-      <w:r>
-        <w:rPr>
-          <w:rFonts w:ascii="Arial" w:hAnsi="Arial" w:cs="Arial"/>
-          <w:color w:val="222222"/>
-        </w:rPr>
-        <w:t>i</w:t>
-      </w:r>
-      <w:proofErr w:type="spellEnd"/>
-      <w:r>
-        <w:rPr>
-          <w:rFonts w:ascii="Arial" w:hAnsi="Arial" w:cs="Arial"/>
-          <w:color w:val="222222"/>
-        </w:rPr>
-        <w:t>$.</w:t>
+        <w:t> for $i$.</w:t>
       </w:r>
     </w:p>
     <w:p>
@@ -5521,23 +4452,7 @@
           <w:rFonts w:ascii="Arial" w:hAnsi="Arial" w:cs="Arial"/>
           <w:color w:val="222222"/>
         </w:rPr>
-        <w:t>2. Are $p$ of these solutions $</w:t>
-      </w:r>
-      <w:proofErr w:type="spellStart"/>
-      <w:r>
-        <w:rPr>
-          <w:rFonts w:ascii="Arial" w:hAnsi="Arial" w:cs="Arial"/>
-          <w:color w:val="222222"/>
-        </w:rPr>
-        <w:t>i</w:t>
-      </w:r>
-      <w:proofErr w:type="spellEnd"/>
-      <w:r>
-        <w:rPr>
-          <w:rFonts w:ascii="Arial" w:hAnsi="Arial" w:cs="Arial"/>
-          <w:color w:val="222222"/>
-        </w:rPr>
-        <w:t xml:space="preserve"> = -k$?</w:t>
+        <w:t>2. Are $p$ of these solutions $i = -k$?</w:t>
       </w:r>
     </w:p>
     <w:p>
@@ -5563,55 +4478,7 @@
           <w:rFonts w:ascii="Arial" w:hAnsi="Arial" w:cs="Arial"/>
           <w:color w:val="222222"/>
         </w:rPr>
-        <w:t> To prove this, we must show that $</w:t>
-      </w:r>
-      <w:proofErr w:type="spellStart"/>
-      <w:r>
-        <w:rPr>
-          <w:rFonts w:ascii="Arial" w:hAnsi="Arial" w:cs="Arial"/>
-          <w:color w:val="222222"/>
-        </w:rPr>
-        <w:t>S^p</w:t>
-      </w:r>
-      <w:proofErr w:type="spellEnd"/>
-      <w:r>
-        <w:rPr>
-          <w:rFonts w:ascii="Arial" w:hAnsi="Arial" w:cs="Arial"/>
-          <w:color w:val="222222"/>
-        </w:rPr>
-        <w:t>$ factors perfectly out of $F(</w:t>
-      </w:r>
-      <w:proofErr w:type="spellStart"/>
-      <w:r>
-        <w:rPr>
-          <w:rFonts w:ascii="Arial" w:hAnsi="Arial" w:cs="Arial"/>
-          <w:color w:val="222222"/>
-        </w:rPr>
-        <w:t>i</w:t>
-      </w:r>
-      <w:proofErr w:type="spellEnd"/>
-      <w:r>
-        <w:rPr>
-          <w:rFonts w:ascii="Arial" w:hAnsi="Arial" w:cs="Arial"/>
-          <w:color w:val="222222"/>
-        </w:rPr>
-        <w:t>)$, which would mean $(</w:t>
-      </w:r>
-      <w:proofErr w:type="spellStart"/>
-      <w:r>
-        <w:rPr>
-          <w:rFonts w:ascii="Arial" w:hAnsi="Arial" w:cs="Arial"/>
-          <w:color w:val="222222"/>
-        </w:rPr>
-        <w:t>i+k</w:t>
-      </w:r>
-      <w:proofErr w:type="spellEnd"/>
-      <w:r>
-        <w:rPr>
-          <w:rFonts w:ascii="Arial" w:hAnsi="Arial" w:cs="Arial"/>
-          <w:color w:val="222222"/>
-        </w:rPr>
-        <w:t>)^p = 0$.</w:t>
+        <w:t> To prove this, we must show that $S^p$ factors perfectly out of $F(i)$, which would mean $(i+k)^p = 0$.</w:t>
       </w:r>
     </w:p>
     <w:p>
@@ -5634,55 +4501,7 @@
           <w:rFonts w:ascii="Arial" w:hAnsi="Arial" w:cs="Arial"/>
           <w:color w:val="222222"/>
         </w:rPr>
-        <w:t>In the first term: $(</w:t>
-      </w:r>
-      <w:proofErr w:type="spellStart"/>
-      <w:r>
-        <w:rPr>
-          <w:rFonts w:ascii="Arial" w:hAnsi="Arial" w:cs="Arial"/>
-          <w:color w:val="222222"/>
-        </w:rPr>
-        <w:t>S^p</w:t>
-      </w:r>
-      <w:proofErr w:type="spellEnd"/>
-      <w:r>
-        <w:rPr>
-          <w:rFonts w:ascii="Arial" w:hAnsi="Arial" w:cs="Arial"/>
-          <w:color w:val="222222"/>
-        </w:rPr>
-        <w:t xml:space="preserve"> + </w:t>
-      </w:r>
-      <w:proofErr w:type="spellStart"/>
-      <w:r>
-        <w:rPr>
-          <w:rFonts w:ascii="Arial" w:hAnsi="Arial" w:cs="Arial"/>
-          <w:color w:val="222222"/>
-        </w:rPr>
-        <w:t>nS</w:t>
-      </w:r>
-      <w:proofErr w:type="spellEnd"/>
-      <w:r>
-        <w:rPr>
-          <w:rFonts w:ascii="Arial" w:hAnsi="Arial" w:cs="Arial"/>
-          <w:color w:val="222222"/>
-        </w:rPr>
-        <w:t xml:space="preserve">)^p = </w:t>
-      </w:r>
-      <w:proofErr w:type="spellStart"/>
-      <w:r>
-        <w:rPr>
-          <w:rFonts w:ascii="Arial" w:hAnsi="Arial" w:cs="Arial"/>
-          <w:color w:val="222222"/>
-        </w:rPr>
-        <w:t>S^p</w:t>
-      </w:r>
-      <w:proofErr w:type="spellEnd"/>
-      <w:r>
-        <w:rPr>
-          <w:rFonts w:ascii="Arial" w:hAnsi="Arial" w:cs="Arial"/>
-          <w:color w:val="222222"/>
-        </w:rPr>
-        <w:t>(S^{p-1} + n)^p$.</w:t>
+        <w:t>In the first term: $(S^p + nS)^p = S^p(S^{p-1} + n)^p$.</w:t>
       </w:r>
     </w:p>
     <w:p>
@@ -5705,55 +4524,7 @@
           <w:rFonts w:ascii="Arial" w:hAnsi="Arial" w:cs="Arial"/>
           <w:color w:val="222222"/>
         </w:rPr>
-        <w:t>In the symmetric bracket sum: $2 \sum_{j=0}^{(p-1)/2} \</w:t>
-      </w:r>
-      <w:proofErr w:type="spellStart"/>
-      <w:r>
-        <w:rPr>
-          <w:rFonts w:ascii="Arial" w:hAnsi="Arial" w:cs="Arial"/>
-          <w:color w:val="222222"/>
-        </w:rPr>
-        <w:t>binom</w:t>
-      </w:r>
-      <w:proofErr w:type="spellEnd"/>
-      <w:r>
-        <w:rPr>
-          <w:rFonts w:ascii="Arial" w:hAnsi="Arial" w:cs="Arial"/>
-          <w:color w:val="222222"/>
-        </w:rPr>
-        <w:t>{p}{2j} (</w:t>
-      </w:r>
-      <w:proofErr w:type="spellStart"/>
-      <w:r>
-        <w:rPr>
-          <w:rFonts w:ascii="Arial" w:hAnsi="Arial" w:cs="Arial"/>
-          <w:color w:val="222222"/>
-        </w:rPr>
-        <w:t>S^p</w:t>
-      </w:r>
-      <w:proofErr w:type="spellEnd"/>
-      <w:r>
-        <w:rPr>
-          <w:rFonts w:ascii="Arial" w:hAnsi="Arial" w:cs="Arial"/>
-          <w:color w:val="222222"/>
-        </w:rPr>
-        <w:t>)^{p-2j} (</w:t>
-      </w:r>
-      <w:proofErr w:type="spellStart"/>
-      <w:r>
-        <w:rPr>
-          <w:rFonts w:ascii="Arial" w:hAnsi="Arial" w:cs="Arial"/>
-          <w:color w:val="222222"/>
-        </w:rPr>
-        <w:t>nD</w:t>
-      </w:r>
-      <w:proofErr w:type="spellEnd"/>
-      <w:r>
-        <w:rPr>
-          <w:rFonts w:ascii="Arial" w:hAnsi="Arial" w:cs="Arial"/>
-          <w:color w:val="222222"/>
-        </w:rPr>
-        <w:t>)^{2j}$.</w:t>
+        <w:t>In the symmetric bracket sum: $2 \sum_{j=0}^{(p-1)/2} \binom{p}{2j} (S^p)^{p-2j} (nD)^{2j}$.</w:t>
       </w:r>
     </w:p>
     <w:p>
@@ -5770,71 +4541,7 @@
           <w:rFonts w:ascii="Arial" w:hAnsi="Arial" w:cs="Arial"/>
           <w:color w:val="222222"/>
         </w:rPr>
-        <w:t>The lowest power of $S$ in the symmetric sum occurs at the maximum index $j = \frac{p-1}{2}$, which yields the term $2p(</w:t>
-      </w:r>
-      <w:proofErr w:type="spellStart"/>
-      <w:r>
-        <w:rPr>
-          <w:rFonts w:ascii="Arial" w:hAnsi="Arial" w:cs="Arial"/>
-          <w:color w:val="222222"/>
-        </w:rPr>
-        <w:t>S^p</w:t>
-      </w:r>
-      <w:proofErr w:type="spellEnd"/>
-      <w:r>
-        <w:rPr>
-          <w:rFonts w:ascii="Arial" w:hAnsi="Arial" w:cs="Arial"/>
-          <w:color w:val="222222"/>
-        </w:rPr>
-        <w:t>)^1(</w:t>
-      </w:r>
-      <w:proofErr w:type="spellStart"/>
-      <w:r>
-        <w:rPr>
-          <w:rFonts w:ascii="Arial" w:hAnsi="Arial" w:cs="Arial"/>
-          <w:color w:val="222222"/>
-        </w:rPr>
-        <w:t>nD</w:t>
-      </w:r>
-      <w:proofErr w:type="spellEnd"/>
-      <w:r>
-        <w:rPr>
-          <w:rFonts w:ascii="Arial" w:hAnsi="Arial" w:cs="Arial"/>
-          <w:color w:val="222222"/>
-        </w:rPr>
-        <w:t>)^{p-1}$. Because every term in the binomial expansion contains at least $(</w:t>
-      </w:r>
-      <w:proofErr w:type="spellStart"/>
-      <w:r>
-        <w:rPr>
-          <w:rFonts w:ascii="Arial" w:hAnsi="Arial" w:cs="Arial"/>
-          <w:color w:val="222222"/>
-        </w:rPr>
-        <w:t>S^p</w:t>
-      </w:r>
-      <w:proofErr w:type="spellEnd"/>
-      <w:r>
-        <w:rPr>
-          <w:rFonts w:ascii="Arial" w:hAnsi="Arial" w:cs="Arial"/>
-          <w:color w:val="222222"/>
-        </w:rPr>
-        <w:t>)^1$, we can factor $</w:t>
-      </w:r>
-      <w:proofErr w:type="spellStart"/>
-      <w:r>
-        <w:rPr>
-          <w:rFonts w:ascii="Arial" w:hAnsi="Arial" w:cs="Arial"/>
-          <w:color w:val="222222"/>
-        </w:rPr>
-        <w:t>S^p</w:t>
-      </w:r>
-      <w:proofErr w:type="spellEnd"/>
-      <w:r>
-        <w:rPr>
-          <w:rFonts w:ascii="Arial" w:hAnsi="Arial" w:cs="Arial"/>
-          <w:color w:val="222222"/>
-        </w:rPr>
-        <w:t>$ out of the entire equation:</w:t>
+        <w:t>The lowest power of $S$ in the symmetric sum occurs at the maximum index $j = \frac{p-1}{2}$, which yields the term $2p(S^p)^1(nD)^{p-1}$. Because every term in the binomial expansion contains at least $(S^p)^1$, we can factor $S^p$ out of the entire equation:</w:t>
       </w:r>
     </w:p>
     <w:p>
@@ -5850,71 +4557,7 @@
           <w:rFonts w:ascii="Arial" w:hAnsi="Arial" w:cs="Arial"/>
           <w:color w:val="222222"/>
         </w:rPr>
-        <w:t>$$F(</w:t>
-      </w:r>
-      <w:proofErr w:type="spellStart"/>
-      <w:r>
-        <w:rPr>
-          <w:rFonts w:ascii="Arial" w:hAnsi="Arial" w:cs="Arial"/>
-          <w:color w:val="222222"/>
-        </w:rPr>
-        <w:t>i</w:t>
-      </w:r>
-      <w:proofErr w:type="spellEnd"/>
-      <w:r>
-        <w:rPr>
-          <w:rFonts w:ascii="Arial" w:hAnsi="Arial" w:cs="Arial"/>
-          <w:color w:val="222222"/>
-        </w:rPr>
-        <w:t xml:space="preserve">) = </w:t>
-      </w:r>
-      <w:proofErr w:type="spellStart"/>
-      <w:r>
-        <w:rPr>
-          <w:rFonts w:ascii="Arial" w:hAnsi="Arial" w:cs="Arial"/>
-          <w:color w:val="222222"/>
-        </w:rPr>
-        <w:t>S^p</w:t>
-      </w:r>
-      <w:proofErr w:type="spellEnd"/>
-      <w:r>
-        <w:rPr>
-          <w:rFonts w:ascii="Arial" w:hAnsi="Arial" w:cs="Arial"/>
-          <w:color w:val="222222"/>
-        </w:rPr>
-        <w:t xml:space="preserve"> \</w:t>
-      </w:r>
-      <w:proofErr w:type="spellStart"/>
-      <w:r>
-        <w:rPr>
-          <w:rFonts w:ascii="Arial" w:hAnsi="Arial" w:cs="Arial"/>
-          <w:color w:val="222222"/>
-        </w:rPr>
-        <w:t>cdot</w:t>
-      </w:r>
-      <w:proofErr w:type="spellEnd"/>
-      <w:r>
-        <w:rPr>
-          <w:rFonts w:ascii="Arial" w:hAnsi="Arial" w:cs="Arial"/>
-          <w:color w:val="222222"/>
-        </w:rPr>
-        <w:t xml:space="preserve"> Q(</w:t>
-      </w:r>
-      <w:proofErr w:type="spellStart"/>
-      <w:r>
-        <w:rPr>
-          <w:rFonts w:ascii="Arial" w:hAnsi="Arial" w:cs="Arial"/>
-          <w:color w:val="222222"/>
-        </w:rPr>
-        <w:t>i</w:t>
-      </w:r>
-      <w:proofErr w:type="spellEnd"/>
-      <w:r>
-        <w:rPr>
-          <w:rFonts w:ascii="Arial" w:hAnsi="Arial" w:cs="Arial"/>
-          <w:color w:val="222222"/>
-        </w:rPr>
-        <w:t>) = 0$$</w:t>
+        <w:t>$$F(i) = S^p \cdot Q(i) = 0$$</w:t>
       </w:r>
     </w:p>
     <w:p>
@@ -5931,39 +4574,7 @@
           <w:rFonts w:ascii="Arial" w:hAnsi="Arial" w:cs="Arial"/>
           <w:color w:val="222222"/>
         </w:rPr>
-        <w:t>Setting $</w:t>
-      </w:r>
-      <w:proofErr w:type="spellStart"/>
-      <w:r>
-        <w:rPr>
-          <w:rFonts w:ascii="Arial" w:hAnsi="Arial" w:cs="Arial"/>
-          <w:color w:val="222222"/>
-        </w:rPr>
-        <w:t>S^p</w:t>
-      </w:r>
-      <w:proofErr w:type="spellEnd"/>
-      <w:r>
-        <w:rPr>
-          <w:rFonts w:ascii="Arial" w:hAnsi="Arial" w:cs="Arial"/>
-          <w:color w:val="222222"/>
-        </w:rPr>
-        <w:t xml:space="preserve"> = 0$ yields $</w:t>
-      </w:r>
-      <w:proofErr w:type="spellStart"/>
-      <w:r>
-        <w:rPr>
-          <w:rFonts w:ascii="Arial" w:hAnsi="Arial" w:cs="Arial"/>
-          <w:color w:val="222222"/>
-        </w:rPr>
-        <w:t>i</w:t>
-      </w:r>
-      <w:proofErr w:type="spellEnd"/>
-      <w:r>
-        <w:rPr>
-          <w:rFonts w:ascii="Arial" w:hAnsi="Arial" w:cs="Arial"/>
-          <w:color w:val="222222"/>
-        </w:rPr>
-        <w:t xml:space="preserve"> = -k$ exactly $p$ times.</w:t>
+        <w:t>Setting $S^p = 0$ yields $i = -k$ exactly $p$ times.</w:t>
       </w:r>
     </w:p>
     <w:p>
@@ -5982,107 +4593,7 @@
           <w:iCs/>
           <w:color w:val="222222"/>
         </w:rPr>
-        <w:t>(To be absolutely rigorous, we must confirm $Q(</w:t>
-      </w:r>
-      <w:proofErr w:type="spellStart"/>
-      <w:r>
-        <w:rPr>
-          <w:rFonts w:ascii="Arial" w:hAnsi="Arial" w:cs="Arial"/>
-          <w:i/>
-          <w:iCs/>
-          <w:color w:val="222222"/>
-        </w:rPr>
-        <w:t>i</w:t>
-      </w:r>
-      <w:proofErr w:type="spellEnd"/>
-      <w:r>
-        <w:rPr>
-          <w:rFonts w:ascii="Arial" w:hAnsi="Arial" w:cs="Arial"/>
-          <w:i/>
-          <w:iCs/>
-          <w:color w:val="222222"/>
-        </w:rPr>
-        <w:t>)$ does not contain another root of $</w:t>
-      </w:r>
-      <w:proofErr w:type="spellStart"/>
-      <w:r>
-        <w:rPr>
-          <w:rFonts w:ascii="Arial" w:hAnsi="Arial" w:cs="Arial"/>
-          <w:i/>
-          <w:iCs/>
-          <w:color w:val="222222"/>
-        </w:rPr>
-        <w:t>i</w:t>
-      </w:r>
-      <w:proofErr w:type="spellEnd"/>
-      <w:r>
-        <w:rPr>
-          <w:rFonts w:ascii="Arial" w:hAnsi="Arial" w:cs="Arial"/>
-          <w:i/>
-          <w:iCs/>
-          <w:color w:val="222222"/>
-        </w:rPr>
-        <w:t xml:space="preserve"> = -k$. Evaluating $Q$ at $S=0$ gives $Q(-k) = </w:t>
-      </w:r>
-      <w:proofErr w:type="spellStart"/>
-      <w:r>
-        <w:rPr>
-          <w:rFonts w:ascii="Arial" w:hAnsi="Arial" w:cs="Arial"/>
-          <w:i/>
-          <w:iCs/>
-          <w:color w:val="222222"/>
-        </w:rPr>
-        <w:t>n^p</w:t>
-      </w:r>
-      <w:proofErr w:type="spellEnd"/>
-      <w:r>
-        <w:rPr>
-          <w:rFonts w:ascii="Arial" w:hAnsi="Arial" w:cs="Arial"/>
-          <w:i/>
-          <w:iCs/>
-          <w:color w:val="222222"/>
-        </w:rPr>
-        <w:t xml:space="preserve"> - 2p(</w:t>
-      </w:r>
-      <w:proofErr w:type="spellStart"/>
-      <w:r>
-        <w:rPr>
-          <w:rFonts w:ascii="Arial" w:hAnsi="Arial" w:cs="Arial"/>
-          <w:i/>
-          <w:iCs/>
-          <w:color w:val="222222"/>
-        </w:rPr>
-        <w:t>nD</w:t>
-      </w:r>
-      <w:proofErr w:type="spellEnd"/>
-      <w:r>
-        <w:rPr>
-          <w:rFonts w:ascii="Arial" w:hAnsi="Arial" w:cs="Arial"/>
-          <w:i/>
-          <w:iCs/>
-          <w:color w:val="222222"/>
-        </w:rPr>
-        <w:t>)^{p-1}$. Because $p&gt;2$ is prime, $2p$ is not a perfect power, making $Q(-k) \</w:t>
-      </w:r>
-      <w:proofErr w:type="spellStart"/>
-      <w:r>
-        <w:rPr>
-          <w:rFonts w:ascii="Arial" w:hAnsi="Arial" w:cs="Arial"/>
-          <w:i/>
-          <w:iCs/>
-          <w:color w:val="222222"/>
-        </w:rPr>
-        <w:t>neq</w:t>
-      </w:r>
-      <w:proofErr w:type="spellEnd"/>
-      <w:r>
-        <w:rPr>
-          <w:rFonts w:ascii="Arial" w:hAnsi="Arial" w:cs="Arial"/>
-          <w:i/>
-          <w:iCs/>
-          <w:color w:val="222222"/>
-        </w:rPr>
-        <w:t xml:space="preserve"> 0$. Thus, the multiplicity is exactly $p$.)</w:t>
+        <w:t>(To be absolutely rigorous, we must confirm $Q(i)$ does not contain another root of $i = -k$. Evaluating $Q$ at $S=0$ gives $Q(-k) = n^p - 2p(nD)^{p-1}$. Because $p&gt;2$ is prime, $2p$ is not a perfect power, making $Q(-k) \neq 0$. Thus, the multiplicity is exactly $p$.)</w:t>
       </w:r>
     </w:p>
     <w:p>
@@ -6125,39 +4636,7 @@
           <w:rFonts w:ascii="Arial" w:hAnsi="Arial" w:cs="Arial"/>
           <w:color w:val="222222"/>
         </w:rPr>
-        <w:t> The remaining $p(p-1)$ solutions are the roots of the quotient polynomial $Q(</w:t>
-      </w:r>
-      <w:proofErr w:type="spellStart"/>
-      <w:r>
-        <w:rPr>
-          <w:rFonts w:ascii="Arial" w:hAnsi="Arial" w:cs="Arial"/>
-          <w:color w:val="222222"/>
-        </w:rPr>
-        <w:t>i</w:t>
-      </w:r>
-      <w:proofErr w:type="spellEnd"/>
-      <w:r>
-        <w:rPr>
-          <w:rFonts w:ascii="Arial" w:hAnsi="Arial" w:cs="Arial"/>
-          <w:color w:val="222222"/>
-        </w:rPr>
-        <w:t>) = 0$. Even ignoring Fermat's Last Theorem, we can prove that expressions involving these remaining roots are not rational over $\</w:t>
-      </w:r>
-      <w:proofErr w:type="spellStart"/>
-      <w:r>
-        <w:rPr>
-          <w:rFonts w:ascii="Arial" w:hAnsi="Arial" w:cs="Arial"/>
-          <w:color w:val="222222"/>
-        </w:rPr>
-        <w:t>mathbb</w:t>
-      </w:r>
-      <w:proofErr w:type="spellEnd"/>
-      <w:r>
-        <w:rPr>
-          <w:rFonts w:ascii="Arial" w:hAnsi="Arial" w:cs="Arial"/>
-          <w:color w:val="222222"/>
-        </w:rPr>
-        <w:t>{Q}$.</w:t>
+        <w:t> The remaining $p(p-1)$ solutions are the roots of the quotient polynomial $Q(i) = 0$. Even ignoring Fermat's Last Theorem, we can prove that expressions involving these remaining roots are not rational over $\mathbb{Q}$.</w:t>
       </w:r>
     </w:p>
     <w:p>
@@ -6174,39 +4653,7 @@
           <w:rFonts w:ascii="Arial" w:hAnsi="Arial" w:cs="Arial"/>
           <w:color w:val="222222"/>
         </w:rPr>
-        <w:t>Consider the expression for the product of all remaining roots shifted by $k$ (i.e., the roots $</w:t>
-      </w:r>
-      <w:proofErr w:type="spellStart"/>
-      <w:r>
-        <w:rPr>
-          <w:rFonts w:ascii="Arial" w:hAnsi="Arial" w:cs="Arial"/>
-          <w:color w:val="222222"/>
-        </w:rPr>
-        <w:t>S_m</w:t>
-      </w:r>
-      <w:proofErr w:type="spellEnd"/>
-      <w:r>
-        <w:rPr>
-          <w:rFonts w:ascii="Arial" w:hAnsi="Arial" w:cs="Arial"/>
-          <w:color w:val="222222"/>
-        </w:rPr>
-        <w:t xml:space="preserve"> = </w:t>
-      </w:r>
-      <w:proofErr w:type="spellStart"/>
-      <w:r>
-        <w:rPr>
-          <w:rFonts w:ascii="Arial" w:hAnsi="Arial" w:cs="Arial"/>
-          <w:color w:val="222222"/>
-        </w:rPr>
-        <w:t>i_m</w:t>
-      </w:r>
-      <w:proofErr w:type="spellEnd"/>
-      <w:r>
-        <w:rPr>
-          <w:rFonts w:ascii="Arial" w:hAnsi="Arial" w:cs="Arial"/>
-          <w:color w:val="222222"/>
-        </w:rPr>
-        <w:t xml:space="preserve"> + k$). By Vieta's formulas, the product of these $p(p-1)$ roots is related to the constant term of $Q(S)$ when $S=0$:</w:t>
+        <w:t>Consider the expression for the product of all remaining roots shifted by $k$ (i.e., the roots $S_m = i_m + k$). By Vieta's formulas, the product of these $p(p-1)$ roots is related to the constant term of $Q(S)$ when $S=0$:</w:t>
       </w:r>
     </w:p>
     <w:p>
@@ -6222,39 +4669,7 @@
           <w:rFonts w:ascii="Arial" w:hAnsi="Arial" w:cs="Arial"/>
           <w:color w:val="222222"/>
         </w:rPr>
-        <w:t xml:space="preserve">$$C = </w:t>
-      </w:r>
-      <w:proofErr w:type="spellStart"/>
-      <w:r>
-        <w:rPr>
-          <w:rFonts w:ascii="Arial" w:hAnsi="Arial" w:cs="Arial"/>
-          <w:color w:val="222222"/>
-        </w:rPr>
-        <w:t>n^p</w:t>
-      </w:r>
-      <w:proofErr w:type="spellEnd"/>
-      <w:r>
-        <w:rPr>
-          <w:rFonts w:ascii="Arial" w:hAnsi="Arial" w:cs="Arial"/>
-          <w:color w:val="222222"/>
-        </w:rPr>
-        <w:t xml:space="preserve"> - 2p(</w:t>
-      </w:r>
-      <w:proofErr w:type="spellStart"/>
-      <w:r>
-        <w:rPr>
-          <w:rFonts w:ascii="Arial" w:hAnsi="Arial" w:cs="Arial"/>
-          <w:color w:val="222222"/>
-        </w:rPr>
-        <w:t>nD</w:t>
-      </w:r>
-      <w:proofErr w:type="spellEnd"/>
-      <w:r>
-        <w:rPr>
-          <w:rFonts w:ascii="Arial" w:hAnsi="Arial" w:cs="Arial"/>
-          <w:color w:val="222222"/>
-        </w:rPr>
-        <w:t>)^{p-1}$$</w:t>
+        <w:t>$$C = n^p - 2p(nD)^{p-1}$$</w:t>
       </w:r>
     </w:p>
     <w:p>
@@ -6271,39 +4686,7 @@
           <w:rFonts w:ascii="Arial" w:hAnsi="Arial" w:cs="Arial"/>
           <w:color w:val="222222"/>
         </w:rPr>
-        <w:t>For an expression like $</w:t>
-      </w:r>
-      <w:proofErr w:type="spellStart"/>
-      <w:r>
-        <w:rPr>
-          <w:rFonts w:ascii="Arial" w:hAnsi="Arial" w:cs="Arial"/>
-          <w:color w:val="222222"/>
-        </w:rPr>
-        <w:t>S_m</w:t>
-      </w:r>
-      <w:proofErr w:type="spellEnd"/>
-      <w:r>
-        <w:rPr>
-          <w:rFonts w:ascii="Arial" w:hAnsi="Arial" w:cs="Arial"/>
-          <w:color w:val="222222"/>
-        </w:rPr>
-        <w:t xml:space="preserve"> = </w:t>
-      </w:r>
-      <w:proofErr w:type="spellStart"/>
-      <w:r>
-        <w:rPr>
-          <w:rFonts w:ascii="Arial" w:hAnsi="Arial" w:cs="Arial"/>
-          <w:color w:val="222222"/>
-        </w:rPr>
-        <w:t>i_m</w:t>
-      </w:r>
-      <w:proofErr w:type="spellEnd"/>
-      <w:r>
-        <w:rPr>
-          <w:rFonts w:ascii="Arial" w:hAnsi="Arial" w:cs="Arial"/>
-          <w:color w:val="222222"/>
-        </w:rPr>
-        <w:t xml:space="preserve"> + k$ to be uniformly rational, the constant term $C$ would have to factor cleanly into rational powers. However, $C$ contains the </w:t>
+        <w:t xml:space="preserve">For an expression like $S_m = i_m + k$ to be uniformly rational, the constant term $C$ would have to factor cleanly into rational powers. However, $C$ contains the </w:t>
       </w:r>
       <w:r>
         <w:rPr>
@@ -6327,23 +4710,7 @@
           <w:rFonts w:ascii="Arial" w:hAnsi="Arial" w:cs="Arial"/>
           <w:color w:val="222222"/>
         </w:rPr>
-        <w:t> be a perfect $(p-1)$-</w:t>
-      </w:r>
-      <w:proofErr w:type="spellStart"/>
-      <w:r>
-        <w:rPr>
-          <w:rFonts w:ascii="Arial" w:hAnsi="Arial" w:cs="Arial"/>
-          <w:color w:val="222222"/>
-        </w:rPr>
-        <w:t>th</w:t>
-      </w:r>
-      <w:proofErr w:type="spellEnd"/>
-      <w:r>
-        <w:rPr>
-          <w:rFonts w:ascii="Arial" w:hAnsi="Arial" w:cs="Arial"/>
-          <w:color w:val="222222"/>
-        </w:rPr>
-        <w:t xml:space="preserve"> power of an integer.</w:t>
+        <w:t> be a perfect $(p-1)$-th power of an integer.</w:t>
       </w:r>
     </w:p>
     <w:p>
@@ -6360,23 +4727,7 @@
           <w:rFonts w:ascii="Arial" w:hAnsi="Arial" w:cs="Arial"/>
           <w:color w:val="222222"/>
         </w:rPr>
-        <w:t>Therefore, the polynomial $Q(</w:t>
-      </w:r>
-      <w:proofErr w:type="spellStart"/>
-      <w:r>
-        <w:rPr>
-          <w:rFonts w:ascii="Arial" w:hAnsi="Arial" w:cs="Arial"/>
-          <w:color w:val="222222"/>
-        </w:rPr>
-        <w:t>i</w:t>
-      </w:r>
-      <w:proofErr w:type="spellEnd"/>
-      <w:r>
-        <w:rPr>
-          <w:rFonts w:ascii="Arial" w:hAnsi="Arial" w:cs="Arial"/>
-          <w:color w:val="222222"/>
-        </w:rPr>
-        <w:t>)$ cannot decompose entirely into linear rational factors. This proves that for the remaining solutions, </w:t>
+        <w:t>Therefore, the polynomial $Q(i)$ cannot decompose entirely into linear rational factors. This proves that for the remaining solutions, </w:t>
       </w:r>
       <w:r>
         <w:rPr>
@@ -6385,67 +4736,7 @@
           <w:bCs/>
           <w:color w:val="222222"/>
         </w:rPr>
-        <w:t>the expression $</w:t>
-      </w:r>
-      <w:proofErr w:type="spellStart"/>
-      <w:r>
-        <w:rPr>
-          <w:rFonts w:ascii="Arial" w:hAnsi="Arial" w:cs="Arial"/>
-          <w:b/>
-          <w:bCs/>
-          <w:color w:val="222222"/>
-        </w:rPr>
-        <w:t>S_m</w:t>
-      </w:r>
-      <w:proofErr w:type="spellEnd"/>
-      <w:r>
-        <w:rPr>
-          <w:rFonts w:ascii="Arial" w:hAnsi="Arial" w:cs="Arial"/>
-          <w:b/>
-          <w:bCs/>
-          <w:color w:val="222222"/>
-        </w:rPr>
-        <w:t xml:space="preserve"> = </w:t>
-      </w:r>
-      <w:proofErr w:type="spellStart"/>
-      <w:r>
-        <w:rPr>
-          <w:rFonts w:ascii="Arial" w:hAnsi="Arial" w:cs="Arial"/>
-          <w:b/>
-          <w:bCs/>
-          <w:color w:val="222222"/>
-        </w:rPr>
-        <w:t>i_m</w:t>
-      </w:r>
-      <w:proofErr w:type="spellEnd"/>
-      <w:r>
-        <w:rPr>
-          <w:rFonts w:ascii="Arial" w:hAnsi="Arial" w:cs="Arial"/>
-          <w:b/>
-          <w:bCs/>
-          <w:color w:val="222222"/>
-        </w:rPr>
-        <w:t xml:space="preserve"> + k$ (and therefore the root $</w:t>
-      </w:r>
-      <w:proofErr w:type="spellStart"/>
-      <w:r>
-        <w:rPr>
-          <w:rFonts w:ascii="Arial" w:hAnsi="Arial" w:cs="Arial"/>
-          <w:b/>
-          <w:bCs/>
-          <w:color w:val="222222"/>
-        </w:rPr>
-        <w:t>i</w:t>
-      </w:r>
-      <w:proofErr w:type="spellEnd"/>
-      <w:r>
-        <w:rPr>
-          <w:rFonts w:ascii="Arial" w:hAnsi="Arial" w:cs="Arial"/>
-          <w:b/>
-          <w:bCs/>
-          <w:color w:val="222222"/>
-        </w:rPr>
-        <w:t>$ itself) must be an irrational algebraic number</w:t>
+        <w:t>the expression $S_m = i_m + k$ (and therefore the root $i$ itself) must be an irrational algebraic number</w:t>
       </w:r>
       <w:r>
         <w:rPr>
@@ -6457,7 +4748,7 @@
     </w:p>
     <w:p/>
     <w:sectPr>
-      <w:headerReference w:type="default" r:id="rId8"/>
+      <w:headerReference w:type="default" r:id="rId9"/>
       <w:pgSz w:w="12240" w:h="15840"/>
       <w:pgMar w:top="1440" w:right="1440" w:bottom="1440" w:left="1440" w:header="720" w:footer="720" w:gutter="0"/>
       <w:pgNumType w:start="1"/>
@@ -6494,6 +4785,28 @@
 </w:endnotes>
 </file>
 
+<file path=word/footer1.xml><?xml version="1.0" encoding="utf-8"?>
+<w:ftr xmlns:wpc="http://schemas.microsoft.com/office/word/2010/wordprocessingCanvas" xmlns:cx="http://schemas.microsoft.com/office/drawing/2014/chartex" xmlns:cx1="http://schemas.microsoft.com/office/drawing/2015/9/8/chartex" xmlns:cx2="http://schemas.microsoft.com/office/drawing/2015/10/21/chartex" xmlns:cx3="http://schemas.microsoft.com/office/drawing/2016/5/9/chartex" xmlns:cx4="http://schemas.microsoft.com/office/drawing/2016/5/10/chartex" xmlns:cx5="http://schemas.microsoft.com/office/drawing/2016/5/11/chartex" xmlns:cx6="http://schemas.microsoft.com/office/drawing/2016/5/12/chartex" xmlns:cx7="http://schemas.microsoft.com/office/drawing/2016/5/13/chartex" xmlns:cx8="http://schemas.microsoft.com/office/drawing/2016/5/14/chartex" xmlns:mc="http://schemas.openxmlformats.org/markup-compatibility/2006" xmlns:aink="http://schemas.microsoft.com/office/drawing/2016/ink" xmlns:am3d="http://schemas.microsoft.com/office/drawing/2017/model3d" xmlns:o="urn:schemas-microsoft-com:office:office" xmlns:r="http://schemas.openxmlformats.org/officeDocument/2006/relationships" xmlns:m="http://schemas.openxmlformats.org/officeDocument/2006/math" xmlns:v="urn:schemas-microsoft-com:vml" xmlns:wp14="http://schemas.microsoft.com/office/word/2010/wordprocessingDrawing" xmlns:wp="http://schemas.openxmlformats.org/drawingml/2006/wordprocessingDrawing" xmlns:w10="urn:schemas-microsoft-com:office:word" xmlns:w="http://schemas.openxmlformats.org/wordprocessingml/2006/main" xmlns:w14="http://schemas.microsoft.com/office/word/2010/wordml" xmlns:w15="http://schemas.microsoft.com/office/word/2012/wordml" xmlns:w16cex="http://schemas.microsoft.com/office/word/2018/wordml/cex" xmlns:w16cid="http://schemas.microsoft.com/office/word/2016/wordml/cid" xmlns:w16="http://schemas.microsoft.com/office/word/2018/wordml" xmlns:w16sdtdh="http://schemas.microsoft.com/office/word/2020/wordml/sdtdatahash" xmlns:w16se="http://schemas.microsoft.com/office/word/2015/wordml/symex" xmlns:wpg="http://schemas.microsoft.com/office/word/2010/wordprocessingGroup" xmlns:wpi="http://schemas.microsoft.com/office/word/2010/wordprocessingInk" xmlns:wne="http://schemas.microsoft.com/office/word/2006/wordml" xmlns:wps="http://schemas.microsoft.com/office/word/2010/wordprocessingShape" mc:Ignorable="w14 w15 w16se w16cid w16 w16cex w16sdtdh wp14">
+  <w:p>
+    <w:pPr>
+      <w:pStyle w:val="Footer"/>
+    </w:pPr>
+    <w:r>
+      <w:t>.</w:t>
+    </w:r>
+    <w:r>
+      <w:t>pdf and .docx vers</w:t>
+    </w:r>
+    <w:r>
+      <w:t xml:space="preserve">ions are available at: </w:t>
+    </w:r>
+    <w:r>
+      <w:t>https://github.com/Elementary-Fermat/FLT</w:t>
+    </w:r>
+  </w:p>
+</w:ftr>
+</file>
+
 <file path=word/footnotes.xml><?xml version="1.0" encoding="utf-8"?>
 <w:footnotes xmlns:wpc="http://schemas.microsoft.com/office/word/2010/wordprocessingCanvas" xmlns:cx="http://schemas.microsoft.com/office/drawing/2014/chartex" xmlns:cx1="http://schemas.microsoft.com/office/drawing/2015/9/8/chartex" xmlns:cx2="http://schemas.microsoft.com/office/drawing/2015/10/21/chartex" xmlns:cx3="http://schemas.microsoft.com/office/drawing/2016/5/9/chartex" xmlns:cx4="http://schemas.microsoft.com/office/drawing/2016/5/10/chartex" xmlns:cx5="http://schemas.microsoft.com/office/drawing/2016/5/11/chartex" xmlns:cx6="http://schemas.microsoft.com/office/drawing/2016/5/12/chartex" xmlns:cx7="http://schemas.microsoft.com/office/drawing/2016/5/13/chartex" xmlns:cx8="http://schemas.microsoft.com/office/drawing/2016/5/14/chartex" xmlns:mc="http://schemas.openxmlformats.org/markup-compatibility/2006" xmlns:aink="http://schemas.microsoft.com/office/drawing/2016/ink" xmlns:am3d="http://schemas.microsoft.com/office/drawing/2017/model3d" xmlns:o="urn:schemas-microsoft-com:office:office" xmlns:r="http://schemas.openxmlformats.org/officeDocument/2006/relationships" xmlns:m="http://schemas.openxmlformats.org/officeDocument/2006/math" xmlns:v="urn:schemas-microsoft-com:vml" xmlns:wp14="http://schemas.microsoft.com/office/word/2010/wordprocessingDrawing" xmlns:wp="http://schemas.openxmlformats.org/drawingml/2006/wordprocessingDrawing" xmlns:w10="urn:schemas-microsoft-com:office:word" xmlns:w="http://schemas.openxmlformats.org/wordprocessingml/2006/main" xmlns:w14="http://schemas.microsoft.com/office/word/2010/wordml" xmlns:w15="http://schemas.microsoft.com/office/word/2012/wordml" xmlns:w16cex="http://schemas.microsoft.com/office/word/2018/wordml/cex" xmlns:w16cid="http://schemas.microsoft.com/office/word/2016/wordml/cid" xmlns:w16="http://schemas.microsoft.com/office/word/2018/wordml" xmlns:w16sdtdh="http://schemas.microsoft.com/office/word/2020/wordml/sdtdatahash" xmlns:w16se="http://schemas.microsoft.com/office/word/2015/wordml/symex" xmlns:wpg="http://schemas.microsoft.com/office/word/2010/wordprocessingGroup" xmlns:wpi="http://schemas.microsoft.com/office/word/2010/wordprocessingInk" xmlns:wne="http://schemas.microsoft.com/office/word/2006/wordml" xmlns:wps="http://schemas.microsoft.com/office/word/2010/wordprocessingShape" mc:Ignorable="w14 w15 w16se w16cid w16 w16cex w16sdtdh wp14">
   <w:footnote w:type="separator" w:id="-1">
@@ -6562,23 +4875,7 @@
         <w:footnoteRef/>
       </w:r>
       <w:r>
-        <w:t xml:space="preserve"> Alf van der </w:t>
-      </w:r>
-      <w:proofErr w:type="spellStart"/>
-      <w:r>
-        <w:t>Poorten</w:t>
-      </w:r>
-      <w:proofErr w:type="spellEnd"/>
-      <w:r>
-        <w:t xml:space="preserve">, "Notes on Fermat's Last Theorem", Canadian Mathematical Society Series of Monographs and Advanced Texts", Wiley </w:t>
-      </w:r>
-      <w:proofErr w:type="spellStart"/>
-      <w:r>
-        <w:t>Interscience</w:t>
-      </w:r>
-      <w:proofErr w:type="spellEnd"/>
-      <w:r>
-        <w:t>, 1996, Page 8, note 1.9</w:t>
+        <w:t xml:space="preserve"> Alf van der Poorten, "Notes on Fermat's Last Theorem", Canadian Mathematical Society Series of Monographs and Advanced Texts", Wiley Interscience, 1996, Page 8, note 1.9</w:t>
       </w:r>
     </w:p>
     <w:p>

--- a/Fermat's Last Theorem.docx
+++ b/Fermat's Last Theorem.docx
@@ -3353,37 +3353,11 @@
         <w:spacing w:after="60"/>
       </w:pPr>
       <m:oMath>
-        <m:sSup>
-          <m:sSupPr>
-            <m:ctrlPr>
-              <w:rPr>
-                <w:rFonts w:ascii="Cambria Math" w:hAnsi="Cambria Math"/>
-                <w:i/>
-              </w:rPr>
-            </m:ctrlPr>
-          </m:sSupPr>
-          <m:e>
-            <m:r>
-              <w:rPr>
-                <w:rFonts w:ascii="Cambria Math" w:hAnsi="Cambria Math"/>
-              </w:rPr>
-              <m:t>2</m:t>
-            </m:r>
-          </m:e>
-          <m:sup>
-            <m:r>
-              <w:rPr>
-                <w:rFonts w:ascii="Cambria Math" w:hAnsi="Cambria Math"/>
-              </w:rPr>
-              <m:t>p</m:t>
-            </m:r>
-          </m:sup>
-        </m:sSup>
         <m:r>
           <w:rPr>
             <w:rFonts w:ascii="Cambria Math" w:hAnsi="Cambria Math"/>
           </w:rPr>
-          <m:t xml:space="preserve"> zero = 0</m:t>
+          <m:t>zero = 0</m:t>
         </m:r>
       </m:oMath>
       <w:r>
